--- a/Relatorio/Relatório_PI_G60_v30_06.docx
+++ b/Relatorio/Relatório_PI_G60_v30_06.docx
@@ -776,7 +776,7 @@
         </w:numPr>
         <w:ind w:left="360"/>
       </w:pPr>
-      <w:bookmarkStart w:id="4" w:name="_Toc233118571"/>
+      <w:bookmarkStart w:id="4" w:name="_Toc233755372"/>
       <w:r>
         <w:lastRenderedPageBreak/>
         <w:t>Dedicatória</w:t>
@@ -945,7 +945,7 @@
         <w:ind w:left="360"/>
       </w:pPr>
       <w:bookmarkStart w:id="5" w:name="_Toc530601443"/>
-      <w:bookmarkStart w:id="6" w:name="_Toc233118572"/>
+      <w:bookmarkStart w:id="6" w:name="_Toc233755373"/>
       <w:r>
         <w:lastRenderedPageBreak/>
         <w:t>Agradecimentos</w:t>
@@ -992,7 +992,7 @@
       <w:bookmarkStart w:id="7" w:name="_Toc357152316"/>
       <w:bookmarkStart w:id="8" w:name="_Toc357154523"/>
       <w:bookmarkStart w:id="9" w:name="_Toc530601444"/>
-      <w:bookmarkStart w:id="10" w:name="_Toc233118573"/>
+      <w:bookmarkStart w:id="10" w:name="_Toc233755374"/>
       <w:r>
         <w:lastRenderedPageBreak/>
         <w:t>Resumo</w:t>
@@ -1124,7 +1124,7 @@
       <w:bookmarkStart w:id="11" w:name="_Toc357152317"/>
       <w:bookmarkStart w:id="12" w:name="_Toc357154524"/>
       <w:bookmarkStart w:id="13" w:name="_Toc530601445"/>
-      <w:bookmarkStart w:id="14" w:name="_Toc233118574"/>
+      <w:bookmarkStart w:id="14" w:name="_Toc233755375"/>
       <w:r>
         <w:rPr>
           <w:lang w:val="en-GB"/>
@@ -1396,7 +1396,7 @@
         </w:rPr>
         <w:fldChar w:fldCharType="separate"/>
       </w:r>
-      <w:hyperlink w:anchor="_Toc233118571" w:history="1">
+      <w:hyperlink w:anchor="_Toc233755372" w:history="1">
         <w:r>
           <w:rPr>
             <w:rStyle w:val="Hiperligao"/>
@@ -1423,7 +1423,7 @@
             <w:noProof/>
             <w:webHidden/>
           </w:rPr>
-          <w:instrText xml:space="preserve"> PAGEREF _Toc233118571 \h </w:instrText>
+          <w:instrText xml:space="preserve"> PAGEREF _Toc233755372 \h </w:instrText>
         </w:r>
         <w:r>
           <w:rPr>
@@ -1467,7 +1467,7 @@
           <w14:ligatures w14:val="standardContextual"/>
         </w:rPr>
       </w:pPr>
-      <w:hyperlink w:anchor="_Toc233118572" w:history="1">
+      <w:hyperlink w:anchor="_Toc233755373" w:history="1">
         <w:r>
           <w:rPr>
             <w:rStyle w:val="Hiperligao"/>
@@ -1494,7 +1494,7 @@
             <w:noProof/>
             <w:webHidden/>
           </w:rPr>
-          <w:instrText xml:space="preserve"> PAGEREF _Toc233118572 \h </w:instrText>
+          <w:instrText xml:space="preserve"> PAGEREF _Toc233755373 \h </w:instrText>
         </w:r>
         <w:r>
           <w:rPr>
@@ -1538,7 +1538,7 @@
           <w14:ligatures w14:val="standardContextual"/>
         </w:rPr>
       </w:pPr>
-      <w:hyperlink w:anchor="_Toc233118573" w:history="1">
+      <w:hyperlink w:anchor="_Toc233755374" w:history="1">
         <w:r>
           <w:rPr>
             <w:rStyle w:val="Hiperligao"/>
@@ -1565,7 +1565,7 @@
             <w:noProof/>
             <w:webHidden/>
           </w:rPr>
-          <w:instrText xml:space="preserve"> PAGEREF _Toc233118573 \h </w:instrText>
+          <w:instrText xml:space="preserve"> PAGEREF _Toc233755374 \h </w:instrText>
         </w:r>
         <w:r>
           <w:rPr>
@@ -1609,7 +1609,7 @@
           <w14:ligatures w14:val="standardContextual"/>
         </w:rPr>
       </w:pPr>
-      <w:hyperlink w:anchor="_Toc233118574" w:history="1">
+      <w:hyperlink w:anchor="_Toc233755375" w:history="1">
         <w:r>
           <w:rPr>
             <w:rStyle w:val="Hiperligao"/>
@@ -1637,7 +1637,7 @@
             <w:noProof/>
             <w:webHidden/>
           </w:rPr>
-          <w:instrText xml:space="preserve"> PAGEREF _Toc233118574 \h </w:instrText>
+          <w:instrText xml:space="preserve"> PAGEREF _Toc233755375 \h </w:instrText>
         </w:r>
         <w:r>
           <w:rPr>
@@ -1681,7 +1681,7 @@
           <w14:ligatures w14:val="standardContextual"/>
         </w:rPr>
       </w:pPr>
-      <w:hyperlink w:anchor="_Toc233118575" w:history="1">
+      <w:hyperlink w:anchor="_Toc233755376" w:history="1">
         <w:r>
           <w:rPr>
             <w:rStyle w:val="Hiperligao"/>
@@ -1708,7 +1708,7 @@
             <w:noProof/>
             <w:webHidden/>
           </w:rPr>
-          <w:instrText xml:space="preserve"> PAGEREF _Toc233118575 \h </w:instrText>
+          <w:instrText xml:space="preserve"> PAGEREF _Toc233755376 \h </w:instrText>
         </w:r>
         <w:r>
           <w:rPr>
@@ -1728,7 +1728,7 @@
             <w:noProof/>
             <w:webHidden/>
           </w:rPr>
-          <w:t>ix</w:t>
+          <w:t>x</w:t>
         </w:r>
         <w:r>
           <w:rPr>
@@ -1752,7 +1752,7 @@
           <w14:ligatures w14:val="standardContextual"/>
         </w:rPr>
       </w:pPr>
-      <w:hyperlink w:anchor="_Toc233118576" w:history="1">
+      <w:hyperlink w:anchor="_Toc233755377" w:history="1">
         <w:r>
           <w:rPr>
             <w:rStyle w:val="Hiperligao"/>
@@ -1779,7 +1779,7 @@
             <w:noProof/>
             <w:webHidden/>
           </w:rPr>
-          <w:instrText xml:space="preserve"> PAGEREF _Toc233118576 \h </w:instrText>
+          <w:instrText xml:space="preserve"> PAGEREF _Toc233755377 \h </w:instrText>
         </w:r>
         <w:r>
           <w:rPr>
@@ -1799,7 +1799,7 @@
             <w:noProof/>
             <w:webHidden/>
           </w:rPr>
-          <w:t>x</w:t>
+          <w:t>xi</w:t>
         </w:r>
         <w:r>
           <w:rPr>
@@ -1823,7 +1823,7 @@
           <w14:ligatures w14:val="standardContextual"/>
         </w:rPr>
       </w:pPr>
-      <w:hyperlink w:anchor="_Toc233118577" w:history="1">
+      <w:hyperlink w:anchor="_Toc233755378" w:history="1">
         <w:r>
           <w:rPr>
             <w:rStyle w:val="Hiperligao"/>
@@ -1850,7 +1850,7 @@
             <w:noProof/>
             <w:webHidden/>
           </w:rPr>
-          <w:instrText xml:space="preserve"> PAGEREF _Toc233118577 \h </w:instrText>
+          <w:instrText xml:space="preserve"> PAGEREF _Toc233755378 \h </w:instrText>
         </w:r>
         <w:r>
           <w:rPr>
@@ -1870,7 +1870,7 @@
             <w:noProof/>
             <w:webHidden/>
           </w:rPr>
-          <w:t>xi</w:t>
+          <w:t>xii</w:t>
         </w:r>
         <w:r>
           <w:rPr>
@@ -1897,7 +1897,7 @@
           <w14:ligatures w14:val="standardContextual"/>
         </w:rPr>
       </w:pPr>
-      <w:hyperlink w:anchor="_Toc233118578" w:history="1">
+      <w:hyperlink w:anchor="_Toc233755379" w:history="1">
         <w:r>
           <w:rPr>
             <w:rStyle w:val="Hiperligao"/>
@@ -1949,7 +1949,7 @@
             <w:noProof/>
             <w:webHidden/>
           </w:rPr>
-          <w:instrText xml:space="preserve"> PAGEREF _Toc233118578 \h </w:instrText>
+          <w:instrText xml:space="preserve"> PAGEREF _Toc233755379 \h </w:instrText>
         </w:r>
         <w:r>
           <w:rPr>
@@ -1996,7 +1996,7 @@
           <w14:ligatures w14:val="standardContextual"/>
         </w:rPr>
       </w:pPr>
-      <w:hyperlink w:anchor="_Toc233118579" w:history="1">
+      <w:hyperlink w:anchor="_Toc233755380" w:history="1">
         <w:r>
           <w:rPr>
             <w:rStyle w:val="Hiperligao"/>
@@ -2048,7 +2048,7 @@
             <w:noProof/>
             <w:webHidden/>
           </w:rPr>
-          <w:instrText xml:space="preserve"> PAGEREF _Toc233118579 \h </w:instrText>
+          <w:instrText xml:space="preserve"> PAGEREF _Toc233755380 \h </w:instrText>
         </w:r>
         <w:r>
           <w:rPr>
@@ -2097,7 +2097,7 @@
           <w14:ligatures w14:val="standardContextual"/>
         </w:rPr>
       </w:pPr>
-      <w:hyperlink w:anchor="_Toc233118580" w:history="1">
+      <w:hyperlink w:anchor="_Toc233755381" w:history="1">
         <w:r>
           <w:rPr>
             <w:rStyle w:val="Hiperligao"/>
@@ -2144,7 +2144,7 @@
             <w:noProof/>
             <w:webHidden/>
           </w:rPr>
-          <w:instrText xml:space="preserve"> PAGEREF _Toc233118580 \h </w:instrText>
+          <w:instrText xml:space="preserve"> PAGEREF _Toc233755381 \h </w:instrText>
         </w:r>
         <w:r>
           <w:rPr>
@@ -2193,7 +2193,7 @@
           <w14:ligatures w14:val="standardContextual"/>
         </w:rPr>
       </w:pPr>
-      <w:hyperlink w:anchor="_Toc233118581" w:history="1">
+      <w:hyperlink w:anchor="_Toc233755382" w:history="1">
         <w:r>
           <w:rPr>
             <w:rStyle w:val="Hiperligao"/>
@@ -2240,7 +2240,7 @@
             <w:noProof/>
             <w:webHidden/>
           </w:rPr>
-          <w:instrText xml:space="preserve"> PAGEREF _Toc233118581 \h </w:instrText>
+          <w:instrText xml:space="preserve"> PAGEREF _Toc233755382 \h </w:instrText>
         </w:r>
         <w:r>
           <w:rPr>
@@ -2287,7 +2287,7 @@
           <w14:ligatures w14:val="standardContextual"/>
         </w:rPr>
       </w:pPr>
-      <w:hyperlink w:anchor="_Toc233118582" w:history="1">
+      <w:hyperlink w:anchor="_Toc233755383" w:history="1">
         <w:r>
           <w:rPr>
             <w:rStyle w:val="Hiperligao"/>
@@ -2332,7 +2332,7 @@
             <w:noProof/>
             <w:webHidden/>
           </w:rPr>
-          <w:instrText xml:space="preserve"> PAGEREF _Toc233118582 \h </w:instrText>
+          <w:instrText xml:space="preserve"> PAGEREF _Toc233755383 \h </w:instrText>
         </w:r>
         <w:r>
           <w:rPr>
@@ -2379,7 +2379,7 @@
           <w14:ligatures w14:val="standardContextual"/>
         </w:rPr>
       </w:pPr>
-      <w:hyperlink w:anchor="_Toc233118583" w:history="1">
+      <w:hyperlink w:anchor="_Toc233755384" w:history="1">
         <w:r>
           <w:rPr>
             <w:rStyle w:val="Hiperligao"/>
@@ -2424,7 +2424,7 @@
             <w:noProof/>
             <w:webHidden/>
           </w:rPr>
-          <w:instrText xml:space="preserve"> PAGEREF _Toc233118583 \h </w:instrText>
+          <w:instrText xml:space="preserve"> PAGEREF _Toc233755384 \h </w:instrText>
         </w:r>
         <w:r>
           <w:rPr>
@@ -2471,7 +2471,7 @@
           <w14:ligatures w14:val="standardContextual"/>
         </w:rPr>
       </w:pPr>
-      <w:hyperlink w:anchor="_Toc233118584" w:history="1">
+      <w:hyperlink w:anchor="_Toc233755385" w:history="1">
         <w:r>
           <w:rPr>
             <w:rStyle w:val="Hiperligao"/>
@@ -2516,7 +2516,7 @@
             <w:noProof/>
             <w:webHidden/>
           </w:rPr>
-          <w:instrText xml:space="preserve"> PAGEREF _Toc233118584 \h </w:instrText>
+          <w:instrText xml:space="preserve"> PAGEREF _Toc233755385 \h </w:instrText>
         </w:r>
         <w:r>
           <w:rPr>
@@ -2565,7 +2565,7 @@
           <w14:ligatures w14:val="standardContextual"/>
         </w:rPr>
       </w:pPr>
-      <w:hyperlink w:anchor="_Toc233118585" w:history="1">
+      <w:hyperlink w:anchor="_Toc233755386" w:history="1">
         <w:r>
           <w:rPr>
             <w:rStyle w:val="Hiperligao"/>
@@ -2612,7 +2612,7 @@
             <w:noProof/>
             <w:webHidden/>
           </w:rPr>
-          <w:instrText xml:space="preserve"> PAGEREF _Toc233118585 \h </w:instrText>
+          <w:instrText xml:space="preserve"> PAGEREF _Toc233755386 \h </w:instrText>
         </w:r>
         <w:r>
           <w:rPr>
@@ -2659,7 +2659,7 @@
           <w14:ligatures w14:val="standardContextual"/>
         </w:rPr>
       </w:pPr>
-      <w:hyperlink w:anchor="_Toc233118586" w:history="1">
+      <w:hyperlink w:anchor="_Toc233755387" w:history="1">
         <w:r>
           <w:rPr>
             <w:rStyle w:val="Hiperligao"/>
@@ -2711,7 +2711,7 @@
             <w:noProof/>
             <w:webHidden/>
           </w:rPr>
-          <w:instrText xml:space="preserve"> PAGEREF _Toc233118586 \h </w:instrText>
+          <w:instrText xml:space="preserve"> PAGEREF _Toc233755387 \h </w:instrText>
         </w:r>
         <w:r>
           <w:rPr>
@@ -2760,7 +2760,7 @@
           <w14:ligatures w14:val="standardContextual"/>
         </w:rPr>
       </w:pPr>
-      <w:hyperlink w:anchor="_Toc233118587" w:history="1">
+      <w:hyperlink w:anchor="_Toc233755388" w:history="1">
         <w:r>
           <w:rPr>
             <w:rStyle w:val="Hiperligao"/>
@@ -2807,7 +2807,7 @@
             <w:noProof/>
             <w:webHidden/>
           </w:rPr>
-          <w:instrText xml:space="preserve"> PAGEREF _Toc233118587 \h </w:instrText>
+          <w:instrText xml:space="preserve"> PAGEREF _Toc233755388 \h </w:instrText>
         </w:r>
         <w:r>
           <w:rPr>
@@ -2854,7 +2854,7 @@
           <w14:ligatures w14:val="standardContextual"/>
         </w:rPr>
       </w:pPr>
-      <w:hyperlink w:anchor="_Toc233118588" w:history="1">
+      <w:hyperlink w:anchor="_Toc233755389" w:history="1">
         <w:r>
           <w:rPr>
             <w:rStyle w:val="Hiperligao"/>
@@ -2899,7 +2899,7 @@
             <w:noProof/>
             <w:webHidden/>
           </w:rPr>
-          <w:instrText xml:space="preserve"> PAGEREF _Toc233118588 \h </w:instrText>
+          <w:instrText xml:space="preserve"> PAGEREF _Toc233755389 \h </w:instrText>
         </w:r>
         <w:r>
           <w:rPr>
@@ -2946,7 +2946,7 @@
           <w14:ligatures w14:val="standardContextual"/>
         </w:rPr>
       </w:pPr>
-      <w:hyperlink w:anchor="_Toc233118589" w:history="1">
+      <w:hyperlink w:anchor="_Toc233755390" w:history="1">
         <w:r>
           <w:rPr>
             <w:rStyle w:val="Hiperligao"/>
@@ -2991,7 +2991,7 @@
             <w:noProof/>
             <w:webHidden/>
           </w:rPr>
-          <w:instrText xml:space="preserve"> PAGEREF _Toc233118589 \h </w:instrText>
+          <w:instrText xml:space="preserve"> PAGEREF _Toc233755390 \h </w:instrText>
         </w:r>
         <w:r>
           <w:rPr>
@@ -3040,7 +3040,7 @@
           <w14:ligatures w14:val="standardContextual"/>
         </w:rPr>
       </w:pPr>
-      <w:hyperlink w:anchor="_Toc233118590" w:history="1">
+      <w:hyperlink w:anchor="_Toc233755391" w:history="1">
         <w:r>
           <w:rPr>
             <w:rStyle w:val="Hiperligao"/>
@@ -3087,7 +3087,7 @@
             <w:noProof/>
             <w:webHidden/>
           </w:rPr>
-          <w:instrText xml:space="preserve"> PAGEREF _Toc233118590 \h </w:instrText>
+          <w:instrText xml:space="preserve"> PAGEREF _Toc233755391 \h </w:instrText>
         </w:r>
         <w:r>
           <w:rPr>
@@ -3136,7 +3136,7 @@
           <w14:ligatures w14:val="standardContextual"/>
         </w:rPr>
       </w:pPr>
-      <w:hyperlink w:anchor="_Toc233118591" w:history="1">
+      <w:hyperlink w:anchor="_Toc233755392" w:history="1">
         <w:r>
           <w:rPr>
             <w:rStyle w:val="Hiperligao"/>
@@ -3183,7 +3183,7 @@
             <w:noProof/>
             <w:webHidden/>
           </w:rPr>
-          <w:instrText xml:space="preserve"> PAGEREF _Toc233118591 \h </w:instrText>
+          <w:instrText xml:space="preserve"> PAGEREF _Toc233755392 \h </w:instrText>
         </w:r>
         <w:r>
           <w:rPr>
@@ -3230,7 +3230,7 @@
           <w14:ligatures w14:val="standardContextual"/>
         </w:rPr>
       </w:pPr>
-      <w:hyperlink w:anchor="_Toc233118592" w:history="1">
+      <w:hyperlink w:anchor="_Toc233755393" w:history="1">
         <w:r>
           <w:rPr>
             <w:rStyle w:val="Hiperligao"/>
@@ -3275,7 +3275,7 @@
             <w:noProof/>
             <w:webHidden/>
           </w:rPr>
-          <w:instrText xml:space="preserve"> PAGEREF _Toc233118592 \h </w:instrText>
+          <w:instrText xml:space="preserve"> PAGEREF _Toc233755393 \h </w:instrText>
         </w:r>
         <w:r>
           <w:rPr>
@@ -3322,7 +3322,7 @@
           <w14:ligatures w14:val="standardContextual"/>
         </w:rPr>
       </w:pPr>
-      <w:hyperlink w:anchor="_Toc233118593" w:history="1">
+      <w:hyperlink w:anchor="_Toc233755394" w:history="1">
         <w:r>
           <w:rPr>
             <w:rStyle w:val="Hiperligao"/>
@@ -3367,7 +3367,7 @@
             <w:noProof/>
             <w:webHidden/>
           </w:rPr>
-          <w:instrText xml:space="preserve"> PAGEREF _Toc233118593 \h </w:instrText>
+          <w:instrText xml:space="preserve"> PAGEREF _Toc233755394 \h </w:instrText>
         </w:r>
         <w:r>
           <w:rPr>
@@ -3414,7 +3414,7 @@
           <w14:ligatures w14:val="standardContextual"/>
         </w:rPr>
       </w:pPr>
-      <w:hyperlink w:anchor="_Toc233118594" w:history="1">
+      <w:hyperlink w:anchor="_Toc233755395" w:history="1">
         <w:r>
           <w:rPr>
             <w:rStyle w:val="Hiperligao"/>
@@ -3459,7 +3459,7 @@
             <w:noProof/>
             <w:webHidden/>
           </w:rPr>
-          <w:instrText xml:space="preserve"> PAGEREF _Toc233118594 \h </w:instrText>
+          <w:instrText xml:space="preserve"> PAGEREF _Toc233755395 \h </w:instrText>
         </w:r>
         <w:r>
           <w:rPr>
@@ -3506,7 +3506,7 @@
           <w14:ligatures w14:val="standardContextual"/>
         </w:rPr>
       </w:pPr>
-      <w:hyperlink w:anchor="_Toc233118595" w:history="1">
+      <w:hyperlink w:anchor="_Toc233755396" w:history="1">
         <w:r>
           <w:rPr>
             <w:rStyle w:val="Hiperligao"/>
@@ -3551,7 +3551,7 @@
             <w:noProof/>
             <w:webHidden/>
           </w:rPr>
-          <w:instrText xml:space="preserve"> PAGEREF _Toc233118595 \h </w:instrText>
+          <w:instrText xml:space="preserve"> PAGEREF _Toc233755396 \h </w:instrText>
         </w:r>
         <w:r>
           <w:rPr>
@@ -3600,7 +3600,7 @@
           <w14:ligatures w14:val="standardContextual"/>
         </w:rPr>
       </w:pPr>
-      <w:hyperlink w:anchor="_Toc233118596" w:history="1">
+      <w:hyperlink w:anchor="_Toc233755397" w:history="1">
         <w:r>
           <w:rPr>
             <w:rStyle w:val="Hiperligao"/>
@@ -3647,7 +3647,7 @@
             <w:noProof/>
             <w:webHidden/>
           </w:rPr>
-          <w:instrText xml:space="preserve"> PAGEREF _Toc233118596 \h </w:instrText>
+          <w:instrText xml:space="preserve"> PAGEREF _Toc233755397 \h </w:instrText>
         </w:r>
         <w:r>
           <w:rPr>
@@ -3694,7 +3694,7 @@
           <w14:ligatures w14:val="standardContextual"/>
         </w:rPr>
       </w:pPr>
-      <w:hyperlink w:anchor="_Toc233118597" w:history="1">
+      <w:hyperlink w:anchor="_Toc233755398" w:history="1">
         <w:r>
           <w:rPr>
             <w:rStyle w:val="Hiperligao"/>
@@ -3739,7 +3739,7 @@
             <w:noProof/>
             <w:webHidden/>
           </w:rPr>
-          <w:instrText xml:space="preserve"> PAGEREF _Toc233118597 \h </w:instrText>
+          <w:instrText xml:space="preserve"> PAGEREF _Toc233755398 \h </w:instrText>
         </w:r>
         <w:r>
           <w:rPr>
@@ -3786,7 +3786,7 @@
           <w14:ligatures w14:val="standardContextual"/>
         </w:rPr>
       </w:pPr>
-      <w:hyperlink w:anchor="_Toc233118598" w:history="1">
+      <w:hyperlink w:anchor="_Toc233755399" w:history="1">
         <w:r>
           <w:rPr>
             <w:rStyle w:val="Hiperligao"/>
@@ -3831,7 +3831,7 @@
             <w:noProof/>
             <w:webHidden/>
           </w:rPr>
-          <w:instrText xml:space="preserve"> PAGEREF _Toc233118598 \h </w:instrText>
+          <w:instrText xml:space="preserve"> PAGEREF _Toc233755399 \h </w:instrText>
         </w:r>
         <w:r>
           <w:rPr>
@@ -3878,7 +3878,7 @@
           <w14:ligatures w14:val="standardContextual"/>
         </w:rPr>
       </w:pPr>
-      <w:hyperlink w:anchor="_Toc233118599" w:history="1">
+      <w:hyperlink w:anchor="_Toc233755400" w:history="1">
         <w:r>
           <w:rPr>
             <w:rStyle w:val="Hiperligao"/>
@@ -3923,7 +3923,7 @@
             <w:noProof/>
             <w:webHidden/>
           </w:rPr>
-          <w:instrText xml:space="preserve"> PAGEREF _Toc233118599 \h </w:instrText>
+          <w:instrText xml:space="preserve"> PAGEREF _Toc233755400 \h </w:instrText>
         </w:r>
         <w:r>
           <w:rPr>
@@ -3972,7 +3972,7 @@
           <w14:ligatures w14:val="standardContextual"/>
         </w:rPr>
       </w:pPr>
-      <w:hyperlink w:anchor="_Toc233118600" w:history="1">
+      <w:hyperlink w:anchor="_Toc233755401" w:history="1">
         <w:r>
           <w:rPr>
             <w:rStyle w:val="Hiperligao"/>
@@ -4019,7 +4019,7 @@
             <w:noProof/>
             <w:webHidden/>
           </w:rPr>
-          <w:instrText xml:space="preserve"> PAGEREF _Toc233118600 \h </w:instrText>
+          <w:instrText xml:space="preserve"> PAGEREF _Toc233755401 \h </w:instrText>
         </w:r>
         <w:r>
           <w:rPr>
@@ -4066,7 +4066,7 @@
           <w14:ligatures w14:val="standardContextual"/>
         </w:rPr>
       </w:pPr>
-      <w:hyperlink w:anchor="_Toc233118601" w:history="1">
+      <w:hyperlink w:anchor="_Toc233755402" w:history="1">
         <w:r>
           <w:rPr>
             <w:rStyle w:val="Hiperligao"/>
@@ -4118,7 +4118,7 @@
             <w:noProof/>
             <w:webHidden/>
           </w:rPr>
-          <w:instrText xml:space="preserve"> PAGEREF _Toc233118601 \h </w:instrText>
+          <w:instrText xml:space="preserve"> PAGEREF _Toc233755402 \h </w:instrText>
         </w:r>
         <w:r>
           <w:rPr>
@@ -4167,7 +4167,7 @@
           <w14:ligatures w14:val="standardContextual"/>
         </w:rPr>
       </w:pPr>
-      <w:hyperlink w:anchor="_Toc233118602" w:history="1">
+      <w:hyperlink w:anchor="_Toc233755403" w:history="1">
         <w:r>
           <w:rPr>
             <w:rStyle w:val="Hiperligao"/>
@@ -4214,7 +4214,7 @@
             <w:noProof/>
             <w:webHidden/>
           </w:rPr>
-          <w:instrText xml:space="preserve"> PAGEREF _Toc233118602 \h </w:instrText>
+          <w:instrText xml:space="preserve"> PAGEREF _Toc233755403 \h </w:instrText>
         </w:r>
         <w:r>
           <w:rPr>
@@ -4261,7 +4261,7 @@
           <w14:ligatures w14:val="standardContextual"/>
         </w:rPr>
       </w:pPr>
-      <w:hyperlink w:anchor="_Toc233118603" w:history="1">
+      <w:hyperlink w:anchor="_Toc233755404" w:history="1">
         <w:r>
           <w:rPr>
             <w:rStyle w:val="Hiperligao"/>
@@ -4306,7 +4306,7 @@
             <w:noProof/>
             <w:webHidden/>
           </w:rPr>
-          <w:instrText xml:space="preserve"> PAGEREF _Toc233118603 \h </w:instrText>
+          <w:instrText xml:space="preserve"> PAGEREF _Toc233755404 \h </w:instrText>
         </w:r>
         <w:r>
           <w:rPr>
@@ -4353,7 +4353,7 @@
           <w14:ligatures w14:val="standardContextual"/>
         </w:rPr>
       </w:pPr>
-      <w:hyperlink w:anchor="_Toc233118604" w:history="1">
+      <w:hyperlink w:anchor="_Toc233755405" w:history="1">
         <w:r>
           <w:rPr>
             <w:rStyle w:val="Hiperligao"/>
@@ -4398,7 +4398,7 @@
             <w:noProof/>
             <w:webHidden/>
           </w:rPr>
-          <w:instrText xml:space="preserve"> PAGEREF _Toc233118604 \h </w:instrText>
+          <w:instrText xml:space="preserve"> PAGEREF _Toc233755405 \h </w:instrText>
         </w:r>
         <w:r>
           <w:rPr>
@@ -4445,7 +4445,7 @@
           <w14:ligatures w14:val="standardContextual"/>
         </w:rPr>
       </w:pPr>
-      <w:hyperlink w:anchor="_Toc233118605" w:history="1">
+      <w:hyperlink w:anchor="_Toc233755406" w:history="1">
         <w:r>
           <w:rPr>
             <w:rStyle w:val="Hiperligao"/>
@@ -4490,7 +4490,7 @@
             <w:noProof/>
             <w:webHidden/>
           </w:rPr>
-          <w:instrText xml:space="preserve"> PAGEREF _Toc233118605 \h </w:instrText>
+          <w:instrText xml:space="preserve"> PAGEREF _Toc233755406 \h </w:instrText>
         </w:r>
         <w:r>
           <w:rPr>
@@ -4539,7 +4539,7 @@
           <w14:ligatures w14:val="standardContextual"/>
         </w:rPr>
       </w:pPr>
-      <w:hyperlink w:anchor="_Toc233118606" w:history="1">
+      <w:hyperlink w:anchor="_Toc233755407" w:history="1">
         <w:r>
           <w:rPr>
             <w:rStyle w:val="Hiperligao"/>
@@ -4586,7 +4586,7 @@
             <w:noProof/>
             <w:webHidden/>
           </w:rPr>
-          <w:instrText xml:space="preserve"> PAGEREF _Toc233118606 \h </w:instrText>
+          <w:instrText xml:space="preserve"> PAGEREF _Toc233755407 \h </w:instrText>
         </w:r>
         <w:r>
           <w:rPr>
@@ -4633,7 +4633,7 @@
           <w14:ligatures w14:val="standardContextual"/>
         </w:rPr>
       </w:pPr>
-      <w:hyperlink w:anchor="_Toc233118607" w:history="1">
+      <w:hyperlink w:anchor="_Toc233755408" w:history="1">
         <w:r>
           <w:rPr>
             <w:rStyle w:val="Hiperligao"/>
@@ -4678,7 +4678,7 @@
             <w:noProof/>
             <w:webHidden/>
           </w:rPr>
-          <w:instrText xml:space="preserve"> PAGEREF _Toc233118607 \h </w:instrText>
+          <w:instrText xml:space="preserve"> PAGEREF _Toc233755408 \h </w:instrText>
         </w:r>
         <w:r>
           <w:rPr>
@@ -4725,7 +4725,7 @@
           <w14:ligatures w14:val="standardContextual"/>
         </w:rPr>
       </w:pPr>
-      <w:hyperlink w:anchor="_Toc233118608" w:history="1">
+      <w:hyperlink w:anchor="_Toc233755409" w:history="1">
         <w:r>
           <w:rPr>
             <w:rStyle w:val="Hiperligao"/>
@@ -4770,7 +4770,7 @@
             <w:noProof/>
             <w:webHidden/>
           </w:rPr>
-          <w:instrText xml:space="preserve"> PAGEREF _Toc233118608 \h </w:instrText>
+          <w:instrText xml:space="preserve"> PAGEREF _Toc233755409 \h </w:instrText>
         </w:r>
         <w:r>
           <w:rPr>
@@ -4817,7 +4817,7 @@
           <w14:ligatures w14:val="standardContextual"/>
         </w:rPr>
       </w:pPr>
-      <w:hyperlink w:anchor="_Toc233118609" w:history="1">
+      <w:hyperlink w:anchor="_Toc233755410" w:history="1">
         <w:r>
           <w:rPr>
             <w:rStyle w:val="Hiperligao"/>
@@ -4862,7 +4862,7 @@
             <w:noProof/>
             <w:webHidden/>
           </w:rPr>
-          <w:instrText xml:space="preserve"> PAGEREF _Toc233118609 \h </w:instrText>
+          <w:instrText xml:space="preserve"> PAGEREF _Toc233755410 \h </w:instrText>
         </w:r>
         <w:r>
           <w:rPr>
@@ -4911,7 +4911,7 @@
           <w14:ligatures w14:val="standardContextual"/>
         </w:rPr>
       </w:pPr>
-      <w:hyperlink w:anchor="_Toc233118610" w:history="1">
+      <w:hyperlink w:anchor="_Toc233755411" w:history="1">
         <w:r>
           <w:rPr>
             <w:rStyle w:val="Hiperligao"/>
@@ -4958,7 +4958,7 @@
             <w:noProof/>
             <w:webHidden/>
           </w:rPr>
-          <w:instrText xml:space="preserve"> PAGEREF _Toc233118610 \h </w:instrText>
+          <w:instrText xml:space="preserve"> PAGEREF _Toc233755411 \h </w:instrText>
         </w:r>
         <w:r>
           <w:rPr>
@@ -5005,7 +5005,7 @@
           <w14:ligatures w14:val="standardContextual"/>
         </w:rPr>
       </w:pPr>
-      <w:hyperlink w:anchor="_Toc233118611" w:history="1">
+      <w:hyperlink w:anchor="_Toc233755412" w:history="1">
         <w:r>
           <w:rPr>
             <w:rStyle w:val="Hiperligao"/>
@@ -5050,7 +5050,7 @@
             <w:noProof/>
             <w:webHidden/>
           </w:rPr>
-          <w:instrText xml:space="preserve"> PAGEREF _Toc233118611 \h </w:instrText>
+          <w:instrText xml:space="preserve"> PAGEREF _Toc233755412 \h </w:instrText>
         </w:r>
         <w:r>
           <w:rPr>
@@ -5097,7 +5097,7 @@
           <w14:ligatures w14:val="standardContextual"/>
         </w:rPr>
       </w:pPr>
-      <w:hyperlink w:anchor="_Toc233118612" w:history="1">
+      <w:hyperlink w:anchor="_Toc233755413" w:history="1">
         <w:r>
           <w:rPr>
             <w:rStyle w:val="Hiperligao"/>
@@ -5142,7 +5142,7 @@
             <w:noProof/>
             <w:webHidden/>
           </w:rPr>
-          <w:instrText xml:space="preserve"> PAGEREF _Toc233118612 \h </w:instrText>
+          <w:instrText xml:space="preserve"> PAGEREF _Toc233755413 \h </w:instrText>
         </w:r>
         <w:r>
           <w:rPr>
@@ -5191,7 +5191,7 @@
           <w14:ligatures w14:val="standardContextual"/>
         </w:rPr>
       </w:pPr>
-      <w:hyperlink w:anchor="_Toc233118613" w:history="1">
+      <w:hyperlink w:anchor="_Toc233755414" w:history="1">
         <w:r>
           <w:rPr>
             <w:rStyle w:val="Hiperligao"/>
@@ -5238,7 +5238,7 @@
             <w:noProof/>
             <w:webHidden/>
           </w:rPr>
-          <w:instrText xml:space="preserve"> PAGEREF _Toc233118613 \h </w:instrText>
+          <w:instrText xml:space="preserve"> PAGEREF _Toc233755414 \h </w:instrText>
         </w:r>
         <w:r>
           <w:rPr>
@@ -5285,7 +5285,7 @@
           <w14:ligatures w14:val="standardContextual"/>
         </w:rPr>
       </w:pPr>
-      <w:hyperlink w:anchor="_Toc233118614" w:history="1">
+      <w:hyperlink w:anchor="_Toc233755415" w:history="1">
         <w:r>
           <w:rPr>
             <w:rStyle w:val="Hiperligao"/>
@@ -5330,7 +5330,7 @@
             <w:noProof/>
             <w:webHidden/>
           </w:rPr>
-          <w:instrText xml:space="preserve"> PAGEREF _Toc233118614 \h </w:instrText>
+          <w:instrText xml:space="preserve"> PAGEREF _Toc233755415 \h </w:instrText>
         </w:r>
         <w:r>
           <w:rPr>
@@ -5377,7 +5377,7 @@
           <w14:ligatures w14:val="standardContextual"/>
         </w:rPr>
       </w:pPr>
-      <w:hyperlink w:anchor="_Toc233118615" w:history="1">
+      <w:hyperlink w:anchor="_Toc233755416" w:history="1">
         <w:r>
           <w:rPr>
             <w:rStyle w:val="Hiperligao"/>
@@ -5422,7 +5422,7 @@
             <w:noProof/>
             <w:webHidden/>
           </w:rPr>
-          <w:instrText xml:space="preserve"> PAGEREF _Toc233118615 \h </w:instrText>
+          <w:instrText xml:space="preserve"> PAGEREF _Toc233755416 \h </w:instrText>
         </w:r>
         <w:r>
           <w:rPr>
@@ -5469,7 +5469,7 @@
           <w14:ligatures w14:val="standardContextual"/>
         </w:rPr>
       </w:pPr>
-      <w:hyperlink w:anchor="_Toc233118616" w:history="1">
+      <w:hyperlink w:anchor="_Toc233755417" w:history="1">
         <w:r>
           <w:rPr>
             <w:rStyle w:val="Hiperligao"/>
@@ -5514,7 +5514,7 @@
             <w:noProof/>
             <w:webHidden/>
           </w:rPr>
-          <w:instrText xml:space="preserve"> PAGEREF _Toc233118616 \h </w:instrText>
+          <w:instrText xml:space="preserve"> PAGEREF _Toc233755417 \h </w:instrText>
         </w:r>
         <w:r>
           <w:rPr>
@@ -5534,7 +5534,287 @@
             <w:noProof/>
             <w:webHidden/>
           </w:rPr>
-          <w:t>26</w:t>
+          <w:t>29</w:t>
+        </w:r>
+        <w:r>
+          <w:rPr>
+            <w:noProof/>
+            <w:webHidden/>
+          </w:rPr>
+          <w:fldChar w:fldCharType="end"/>
+        </w:r>
+      </w:hyperlink>
+    </w:p>
+    <w:p>
+      <w:pPr>
+        <w:pStyle w:val="ndice2"/>
+        <w:tabs>
+          <w:tab w:val="left" w:pos="1200"/>
+          <w:tab w:val="right" w:leader="dot" w:pos="8777"/>
+        </w:tabs>
+        <w:rPr>
+          <w:rFonts w:asciiTheme="minorHAnsi" w:eastAsiaTheme="minorEastAsia" w:hAnsiTheme="minorHAnsi" w:cstheme="minorBidi"/>
+          <w:b w:val="0"/>
+          <w:bCs w:val="0"/>
+          <w:noProof/>
+          <w:kern w:val="2"/>
+          <w:szCs w:val="24"/>
+          <w:lang w:eastAsia="pt-PT"/>
+          <w14:ligatures w14:val="standardContextual"/>
+        </w:rPr>
+      </w:pPr>
+      <w:hyperlink w:anchor="_Toc233755418" w:history="1">
+        <w:r>
+          <w:rPr>
+            <w:rStyle w:val="Hiperligao"/>
+            <w:noProof/>
+          </w:rPr>
+          <w:t>4.5.</w:t>
+        </w:r>
+        <w:r>
+          <w:rPr>
+            <w:rFonts w:asciiTheme="minorHAnsi" w:eastAsiaTheme="minorEastAsia" w:hAnsiTheme="minorHAnsi" w:cstheme="minorBidi"/>
+            <w:b w:val="0"/>
+            <w:bCs w:val="0"/>
+            <w:noProof/>
+            <w:kern w:val="2"/>
+            <w:szCs w:val="24"/>
+            <w:lang w:eastAsia="pt-PT"/>
+            <w14:ligatures w14:val="standardContextual"/>
+          </w:rPr>
+          <w:tab/>
+        </w:r>
+        <w:r>
+          <w:rPr>
+            <w:rStyle w:val="Hiperligao"/>
+            <w:noProof/>
+          </w:rPr>
+          <w:t>Frontend</w:t>
+        </w:r>
+        <w:r>
+          <w:rPr>
+            <w:noProof/>
+            <w:webHidden/>
+          </w:rPr>
+          <w:tab/>
+        </w:r>
+        <w:r>
+          <w:rPr>
+            <w:noProof/>
+            <w:webHidden/>
+          </w:rPr>
+          <w:fldChar w:fldCharType="begin"/>
+        </w:r>
+        <w:r>
+          <w:rPr>
+            <w:noProof/>
+            <w:webHidden/>
+          </w:rPr>
+          <w:instrText xml:space="preserve"> PAGEREF _Toc233755418 \h </w:instrText>
+        </w:r>
+        <w:r>
+          <w:rPr>
+            <w:noProof/>
+            <w:webHidden/>
+          </w:rPr>
+        </w:r>
+        <w:r>
+          <w:rPr>
+            <w:noProof/>
+            <w:webHidden/>
+          </w:rPr>
+          <w:fldChar w:fldCharType="separate"/>
+        </w:r>
+        <w:r>
+          <w:rPr>
+            <w:noProof/>
+            <w:webHidden/>
+          </w:rPr>
+          <w:t>31</w:t>
+        </w:r>
+        <w:r>
+          <w:rPr>
+            <w:noProof/>
+            <w:webHidden/>
+          </w:rPr>
+          <w:fldChar w:fldCharType="end"/>
+        </w:r>
+      </w:hyperlink>
+    </w:p>
+    <w:p>
+      <w:pPr>
+        <w:pStyle w:val="ndice3"/>
+        <w:tabs>
+          <w:tab w:val="left" w:pos="1440"/>
+          <w:tab w:val="right" w:leader="dot" w:pos="8777"/>
+        </w:tabs>
+        <w:rPr>
+          <w:rFonts w:asciiTheme="minorHAnsi" w:eastAsiaTheme="minorEastAsia" w:hAnsiTheme="minorHAnsi" w:cstheme="minorBidi"/>
+          <w:noProof/>
+          <w:kern w:val="2"/>
+          <w:szCs w:val="24"/>
+          <w:lang w:eastAsia="pt-PT"/>
+          <w14:ligatures w14:val="standardContextual"/>
+        </w:rPr>
+      </w:pPr>
+      <w:hyperlink w:anchor="_Toc233755419" w:history="1">
+        <w:r>
+          <w:rPr>
+            <w:rStyle w:val="Hiperligao"/>
+            <w:noProof/>
+          </w:rPr>
+          <w:t>4.5.1.</w:t>
+        </w:r>
+        <w:r>
+          <w:rPr>
+            <w:rFonts w:asciiTheme="minorHAnsi" w:eastAsiaTheme="minorEastAsia" w:hAnsiTheme="minorHAnsi" w:cstheme="minorBidi"/>
+            <w:noProof/>
+            <w:kern w:val="2"/>
+            <w:szCs w:val="24"/>
+            <w:lang w:eastAsia="pt-PT"/>
+            <w14:ligatures w14:val="standardContextual"/>
+          </w:rPr>
+          <w:tab/>
+        </w:r>
+        <w:r>
+          <w:rPr>
+            <w:rStyle w:val="Hiperligao"/>
+            <w:noProof/>
+          </w:rPr>
+          <w:t>Mapa Interativo</w:t>
+        </w:r>
+        <w:r>
+          <w:rPr>
+            <w:noProof/>
+            <w:webHidden/>
+          </w:rPr>
+          <w:tab/>
+        </w:r>
+        <w:r>
+          <w:rPr>
+            <w:noProof/>
+            <w:webHidden/>
+          </w:rPr>
+          <w:fldChar w:fldCharType="begin"/>
+        </w:r>
+        <w:r>
+          <w:rPr>
+            <w:noProof/>
+            <w:webHidden/>
+          </w:rPr>
+          <w:instrText xml:space="preserve"> PAGEREF _Toc233755419 \h </w:instrText>
+        </w:r>
+        <w:r>
+          <w:rPr>
+            <w:noProof/>
+            <w:webHidden/>
+          </w:rPr>
+        </w:r>
+        <w:r>
+          <w:rPr>
+            <w:noProof/>
+            <w:webHidden/>
+          </w:rPr>
+          <w:fldChar w:fldCharType="separate"/>
+        </w:r>
+        <w:r>
+          <w:rPr>
+            <w:noProof/>
+            <w:webHidden/>
+          </w:rPr>
+          <w:t>31</w:t>
+        </w:r>
+        <w:r>
+          <w:rPr>
+            <w:noProof/>
+            <w:webHidden/>
+          </w:rPr>
+          <w:fldChar w:fldCharType="end"/>
+        </w:r>
+      </w:hyperlink>
+    </w:p>
+    <w:p>
+      <w:pPr>
+        <w:pStyle w:val="ndice3"/>
+        <w:tabs>
+          <w:tab w:val="left" w:pos="1440"/>
+          <w:tab w:val="right" w:leader="dot" w:pos="8777"/>
+        </w:tabs>
+        <w:rPr>
+          <w:rFonts w:asciiTheme="minorHAnsi" w:eastAsiaTheme="minorEastAsia" w:hAnsiTheme="minorHAnsi" w:cstheme="minorBidi"/>
+          <w:noProof/>
+          <w:kern w:val="2"/>
+          <w:szCs w:val="24"/>
+          <w:lang w:eastAsia="pt-PT"/>
+          <w14:ligatures w14:val="standardContextual"/>
+        </w:rPr>
+      </w:pPr>
+      <w:hyperlink w:anchor="_Toc233755420" w:history="1">
+        <w:r>
+          <w:rPr>
+            <w:rStyle w:val="Hiperligao"/>
+            <w:noProof/>
+          </w:rPr>
+          <w:t>4.5.2.</w:t>
+        </w:r>
+        <w:r>
+          <w:rPr>
+            <w:rFonts w:asciiTheme="minorHAnsi" w:eastAsiaTheme="minorEastAsia" w:hAnsiTheme="minorHAnsi" w:cstheme="minorBidi"/>
+            <w:noProof/>
+            <w:kern w:val="2"/>
+            <w:szCs w:val="24"/>
+            <w:lang w:eastAsia="pt-PT"/>
+            <w14:ligatures w14:val="standardContextual"/>
+          </w:rPr>
+          <w:tab/>
+        </w:r>
+        <w:r>
+          <w:rPr>
+            <w:rStyle w:val="Hiperligao"/>
+            <w:noProof/>
+          </w:rPr>
+          <w:t>Observações Meteorológicas</w:t>
+        </w:r>
+        <w:r>
+          <w:rPr>
+            <w:noProof/>
+            <w:webHidden/>
+          </w:rPr>
+          <w:tab/>
+        </w:r>
+        <w:r>
+          <w:rPr>
+            <w:noProof/>
+            <w:webHidden/>
+          </w:rPr>
+          <w:fldChar w:fldCharType="begin"/>
+        </w:r>
+        <w:r>
+          <w:rPr>
+            <w:noProof/>
+            <w:webHidden/>
+          </w:rPr>
+          <w:instrText xml:space="preserve"> PAGEREF _Toc233755420 \h </w:instrText>
+        </w:r>
+        <w:r>
+          <w:rPr>
+            <w:noProof/>
+            <w:webHidden/>
+          </w:rPr>
+        </w:r>
+        <w:r>
+          <w:rPr>
+            <w:noProof/>
+            <w:webHidden/>
+          </w:rPr>
+          <w:fldChar w:fldCharType="separate"/>
+        </w:r>
+        <w:r>
+          <w:rPr>
+            <w:noProof/>
+            <w:webHidden/>
+          </w:rPr>
+          <w:t>32</w:t>
         </w:r>
         <w:r>
           <w:rPr>
@@ -5561,7 +5841,7 @@
           <w14:ligatures w14:val="standardContextual"/>
         </w:rPr>
       </w:pPr>
-      <w:hyperlink w:anchor="_Toc233118617" w:history="1">
+      <w:hyperlink w:anchor="_Toc233755421" w:history="1">
         <w:r>
           <w:rPr>
             <w:rStyle w:val="Hiperligao"/>
@@ -5613,7 +5893,7 @@
             <w:noProof/>
             <w:webHidden/>
           </w:rPr>
-          <w:instrText xml:space="preserve"> PAGEREF _Toc233118617 \h </w:instrText>
+          <w:instrText xml:space="preserve"> PAGEREF _Toc233755421 \h </w:instrText>
         </w:r>
         <w:r>
           <w:rPr>
@@ -5633,7 +5913,7 @@
             <w:noProof/>
             <w:webHidden/>
           </w:rPr>
-          <w:t>27</w:t>
+          <w:t>35</w:t>
         </w:r>
         <w:r>
           <w:rPr>
@@ -5657,7 +5937,7 @@
           <w14:ligatures w14:val="standardContextual"/>
         </w:rPr>
       </w:pPr>
-      <w:hyperlink w:anchor="_Toc233118618" w:history="1">
+      <w:hyperlink w:anchor="_Toc233755422" w:history="1">
         <w:r>
           <w:rPr>
             <w:rStyle w:val="Hiperligao"/>
@@ -5684,7 +5964,7 @@
             <w:noProof/>
             <w:webHidden/>
           </w:rPr>
-          <w:instrText xml:space="preserve"> PAGEREF _Toc233118618 \h </w:instrText>
+          <w:instrText xml:space="preserve"> PAGEREF _Toc233755422 \h </w:instrText>
         </w:r>
         <w:r>
           <w:rPr>
@@ -5704,7 +5984,7 @@
             <w:noProof/>
             <w:webHidden/>
           </w:rPr>
-          <w:t>28</w:t>
+          <w:t>36</w:t>
         </w:r>
         <w:r>
           <w:rPr>
@@ -5728,7 +6008,7 @@
           <w14:ligatures w14:val="standardContextual"/>
         </w:rPr>
       </w:pPr>
-      <w:hyperlink w:anchor="_Toc233118619" w:history="1">
+      <w:hyperlink w:anchor="_Toc233755423" w:history="1">
         <w:r>
           <w:rPr>
             <w:rStyle w:val="Hiperligao"/>
@@ -5755,7 +6035,7 @@
             <w:noProof/>
             <w:webHidden/>
           </w:rPr>
-          <w:instrText xml:space="preserve"> PAGEREF _Toc233118619 \h </w:instrText>
+          <w:instrText xml:space="preserve"> PAGEREF _Toc233755423 \h </w:instrText>
         </w:r>
         <w:r>
           <w:rPr>
@@ -5775,7 +6055,7 @@
             <w:noProof/>
             <w:webHidden/>
           </w:rPr>
-          <w:t>29</w:t>
+          <w:t>37</w:t>
         </w:r>
         <w:r>
           <w:rPr>
@@ -5799,7 +6079,7 @@
           <w14:ligatures w14:val="standardContextual"/>
         </w:rPr>
       </w:pPr>
-      <w:hyperlink w:anchor="_Toc233118620" w:history="1">
+      <w:hyperlink w:anchor="_Toc233755424" w:history="1">
         <w:r>
           <w:rPr>
             <w:rStyle w:val="Hiperligao"/>
@@ -5826,7 +6106,7 @@
             <w:noProof/>
             <w:webHidden/>
           </w:rPr>
-          <w:instrText xml:space="preserve"> PAGEREF _Toc233118620 \h </w:instrText>
+          <w:instrText xml:space="preserve"> PAGEREF _Toc233755424 \h </w:instrText>
         </w:r>
         <w:r>
           <w:rPr>
@@ -5846,7 +6126,7 @@
             <w:noProof/>
             <w:webHidden/>
           </w:rPr>
-          <w:t>30</w:t>
+          <w:t>38</w:t>
         </w:r>
         <w:r>
           <w:rPr>
@@ -5905,7 +6185,7 @@
       <w:bookmarkStart w:id="15" w:name="_Toc357152318"/>
       <w:bookmarkStart w:id="16" w:name="_Toc357154525"/>
       <w:bookmarkStart w:id="17" w:name="_Toc530601446"/>
-      <w:bookmarkStart w:id="18" w:name="_Toc233118575"/>
+      <w:bookmarkStart w:id="18" w:name="_Toc233755376"/>
       <w:r>
         <w:lastRenderedPageBreak/>
         <w:t>Lista de F</w:t>
@@ -5972,7 +6252,7 @@
         </w:rPr>
         <w:fldChar w:fldCharType="separate"/>
       </w:r>
-      <w:hyperlink w:anchor="_Toc233061027" w:history="1">
+      <w:hyperlink w:anchor="_Toc233755456" w:history="1">
         <w:r>
           <w:rPr>
             <w:rStyle w:val="Hiperligao"/>
@@ -5999,7 +6279,7 @@
             <w:noProof/>
             <w:webHidden/>
           </w:rPr>
-          <w:instrText xml:space="preserve"> PAGEREF _Toc233061027 \h </w:instrText>
+          <w:instrText xml:space="preserve"> PAGEREF _Toc233755456 \h </w:instrText>
         </w:r>
         <w:r>
           <w:rPr>
@@ -6046,7 +6326,7 @@
           <w14:ligatures w14:val="standardContextual"/>
         </w:rPr>
       </w:pPr>
-      <w:hyperlink w:anchor="_Toc233061028" w:history="1">
+      <w:hyperlink w:anchor="_Toc233755457" w:history="1">
         <w:r>
           <w:rPr>
             <w:rStyle w:val="Hiperligao"/>
@@ -6073,7 +6353,7 @@
             <w:noProof/>
             <w:webHidden/>
           </w:rPr>
-          <w:instrText xml:space="preserve"> PAGEREF _Toc233061028 \h </w:instrText>
+          <w:instrText xml:space="preserve"> PAGEREF _Toc233755457 \h </w:instrText>
         </w:r>
         <w:r>
           <w:rPr>
@@ -6120,7 +6400,7 @@
           <w14:ligatures w14:val="standardContextual"/>
         </w:rPr>
       </w:pPr>
-      <w:hyperlink w:anchor="_Toc233061029" w:history="1">
+      <w:hyperlink w:anchor="_Toc233755458" w:history="1">
         <w:r>
           <w:rPr>
             <w:rStyle w:val="Hiperligao"/>
@@ -6147,7 +6427,7 @@
             <w:noProof/>
             <w:webHidden/>
           </w:rPr>
-          <w:instrText xml:space="preserve"> PAGEREF _Toc233061029 \h </w:instrText>
+          <w:instrText xml:space="preserve"> PAGEREF _Toc233755458 \h </w:instrText>
         </w:r>
         <w:r>
           <w:rPr>
@@ -6194,7 +6474,7 @@
           <w14:ligatures w14:val="standardContextual"/>
         </w:rPr>
       </w:pPr>
-      <w:hyperlink w:anchor="_Toc233061030" w:history="1">
+      <w:hyperlink w:anchor="_Toc233755459" w:history="1">
         <w:r>
           <w:rPr>
             <w:rStyle w:val="Hiperligao"/>
@@ -6221,7 +6501,7 @@
             <w:noProof/>
             <w:webHidden/>
           </w:rPr>
-          <w:instrText xml:space="preserve"> PAGEREF _Toc233061030 \h </w:instrText>
+          <w:instrText xml:space="preserve"> PAGEREF _Toc233755459 \h </w:instrText>
         </w:r>
         <w:r>
           <w:rPr>
@@ -6268,7 +6548,7 @@
           <w14:ligatures w14:val="standardContextual"/>
         </w:rPr>
       </w:pPr>
-      <w:hyperlink w:anchor="_Toc233061031" w:history="1">
+      <w:hyperlink w:anchor="_Toc233755460" w:history="1">
         <w:r>
           <w:rPr>
             <w:rStyle w:val="Hiperligao"/>
@@ -6295,7 +6575,7 @@
             <w:noProof/>
             <w:webHidden/>
           </w:rPr>
-          <w:instrText xml:space="preserve"> PAGEREF _Toc233061031 \h </w:instrText>
+          <w:instrText xml:space="preserve"> PAGEREF _Toc233755460 \h </w:instrText>
         </w:r>
         <w:r>
           <w:rPr>
@@ -6342,13 +6622,13 @@
           <w14:ligatures w14:val="standardContextual"/>
         </w:rPr>
       </w:pPr>
-      <w:hyperlink w:anchor="_Toc233061032" w:history="1">
+      <w:hyperlink w:anchor="_Toc233755461" w:history="1">
         <w:r>
           <w:rPr>
             <w:rStyle w:val="Hiperligao"/>
             <w:noProof/>
           </w:rPr>
-          <w:t>Figura 6 - Estrutura normalização das observações meteorológicas</w:t>
+          <w:t>Figura 6 - Organização dos Normalizers</w:t>
         </w:r>
         <w:r>
           <w:rPr>
@@ -6369,7 +6649,7 @@
             <w:noProof/>
             <w:webHidden/>
           </w:rPr>
-          <w:instrText xml:space="preserve"> PAGEREF _Toc233061032 \h </w:instrText>
+          <w:instrText xml:space="preserve"> PAGEREF _Toc233755461 \h </w:instrText>
         </w:r>
         <w:r>
           <w:rPr>
@@ -6416,13 +6696,13 @@
           <w14:ligatures w14:val="standardContextual"/>
         </w:rPr>
       </w:pPr>
-      <w:hyperlink w:anchor="_Toc233061033" w:history="1">
+      <w:hyperlink w:anchor="_Toc233755462" w:history="1">
         <w:r>
           <w:rPr>
             <w:rStyle w:val="Hiperligao"/>
             <w:noProof/>
           </w:rPr>
-          <w:t>Figura 7 - Mapeamento Observações Foreca/API</w:t>
+          <w:t>Figura 7 - Estrutura normalização das observações meteorológicas</w:t>
         </w:r>
         <w:r>
           <w:rPr>
@@ -6443,7 +6723,7 @@
             <w:noProof/>
             <w:webHidden/>
           </w:rPr>
-          <w:instrText xml:space="preserve"> PAGEREF _Toc233061033 \h </w:instrText>
+          <w:instrText xml:space="preserve"> PAGEREF _Toc233755462 \h </w:instrText>
         </w:r>
         <w:r>
           <w:rPr>
@@ -6490,13 +6770,13 @@
           <w14:ligatures w14:val="standardContextual"/>
         </w:rPr>
       </w:pPr>
-      <w:hyperlink w:anchor="_Toc233061034" w:history="1">
+      <w:hyperlink w:anchor="_Toc233755463" w:history="1">
         <w:r>
           <w:rPr>
             <w:rStyle w:val="Hiperligao"/>
             <w:noProof/>
           </w:rPr>
-          <w:t>Figura 8 - Estrutura normalização das previsões terrestres</w:t>
+          <w:t>Figura 8 - Mapeamento Observações Foreca/API</w:t>
         </w:r>
         <w:r>
           <w:rPr>
@@ -6517,7 +6797,7 @@
             <w:noProof/>
             <w:webHidden/>
           </w:rPr>
-          <w:instrText xml:space="preserve"> PAGEREF _Toc233061034 \h </w:instrText>
+          <w:instrText xml:space="preserve"> PAGEREF _Toc233755463 \h </w:instrText>
         </w:r>
         <w:r>
           <w:rPr>
@@ -6537,7 +6817,7 @@
             <w:noProof/>
             <w:webHidden/>
           </w:rPr>
-          <w:t>18</w:t>
+          <w:t>17</w:t>
         </w:r>
         <w:r>
           <w:rPr>
@@ -6564,13 +6844,13 @@
           <w14:ligatures w14:val="standardContextual"/>
         </w:rPr>
       </w:pPr>
-      <w:hyperlink w:anchor="_Toc233061035" w:history="1">
+      <w:hyperlink w:anchor="_Toc233755464" w:history="1">
         <w:r>
           <w:rPr>
             <w:rStyle w:val="Hiperligao"/>
             <w:noProof/>
           </w:rPr>
-          <w:t>Figura 9 - Mapeamento Previsões Terrestres Open-Meteo/IPMA/OpenWeather</w:t>
+          <w:t>Figura 9 - Estrutura normalização das previsões terrestres</w:t>
         </w:r>
         <w:r>
           <w:rPr>
@@ -6591,7 +6871,7 @@
             <w:noProof/>
             <w:webHidden/>
           </w:rPr>
-          <w:instrText xml:space="preserve"> PAGEREF _Toc233061035 \h </w:instrText>
+          <w:instrText xml:space="preserve"> PAGEREF _Toc233755464 \h </w:instrText>
         </w:r>
         <w:r>
           <w:rPr>
@@ -6611,7 +6891,7 @@
             <w:noProof/>
             <w:webHidden/>
           </w:rPr>
-          <w:t>19</w:t>
+          <w:t>18</w:t>
         </w:r>
         <w:r>
           <w:rPr>
@@ -6638,13 +6918,13 @@
           <w14:ligatures w14:val="standardContextual"/>
         </w:rPr>
       </w:pPr>
-      <w:hyperlink w:anchor="_Toc233061036" w:history="1">
+      <w:hyperlink w:anchor="_Toc233755465" w:history="1">
         <w:r>
           <w:rPr>
             <w:rStyle w:val="Hiperligao"/>
             <w:noProof/>
           </w:rPr>
-          <w:t>Figura 10 - Estrutura normalização das previsões marítimas</w:t>
+          <w:t>Figura 10 - Mapeamento Previsões Terrestres Open-Meteo/IPMA/OpenWeather</w:t>
         </w:r>
         <w:r>
           <w:rPr>
@@ -6665,7 +6945,7 @@
             <w:noProof/>
             <w:webHidden/>
           </w:rPr>
-          <w:instrText xml:space="preserve"> PAGEREF _Toc233061036 \h </w:instrText>
+          <w:instrText xml:space="preserve"> PAGEREF _Toc233755465 \h </w:instrText>
         </w:r>
         <w:r>
           <w:rPr>
@@ -6685,7 +6965,7 @@
             <w:noProof/>
             <w:webHidden/>
           </w:rPr>
-          <w:t>20</w:t>
+          <w:t>19</w:t>
         </w:r>
         <w:r>
           <w:rPr>
@@ -6712,13 +6992,13 @@
           <w14:ligatures w14:val="standardContextual"/>
         </w:rPr>
       </w:pPr>
-      <w:hyperlink w:anchor="_Toc233061037" w:history="1">
+      <w:hyperlink w:anchor="_Toc233755466" w:history="1">
         <w:r>
           <w:rPr>
             <w:rStyle w:val="Hiperligao"/>
             <w:noProof/>
           </w:rPr>
-          <w:t>Figura 11 - Mapeamento Previsões Marítimas WordWeatherOnline/Open-Meteo/IPMA</w:t>
+          <w:t>Figura 11 - Estrutura normalização das previsões marítimas</w:t>
         </w:r>
         <w:r>
           <w:rPr>
@@ -6739,7 +7019,7 @@
             <w:noProof/>
             <w:webHidden/>
           </w:rPr>
-          <w:instrText xml:space="preserve"> PAGEREF _Toc233061037 \h </w:instrText>
+          <w:instrText xml:space="preserve"> PAGEREF _Toc233755466 \h </w:instrText>
         </w:r>
         <w:r>
           <w:rPr>
@@ -6759,7 +7039,7 @@
             <w:noProof/>
             <w:webHidden/>
           </w:rPr>
-          <w:t>21</w:t>
+          <w:t>20</w:t>
         </w:r>
         <w:r>
           <w:rPr>
@@ -6786,13 +7066,13 @@
           <w14:ligatures w14:val="standardContextual"/>
         </w:rPr>
       </w:pPr>
-      <w:hyperlink w:anchor="_Toc233061038" w:history="1">
+      <w:hyperlink w:anchor="_Toc233755467" w:history="1">
         <w:r>
           <w:rPr>
             <w:rStyle w:val="Hiperligao"/>
             <w:noProof/>
           </w:rPr>
-          <w:t>Figura 12 - Modelo implementado de base de dados</w:t>
+          <w:t>Figura 12 - Mapeamento Previsões Marítimas WordWeatherOnline/Open-Meteo/IPMA</w:t>
         </w:r>
         <w:r>
           <w:rPr>
@@ -6813,7 +7093,7 @@
             <w:noProof/>
             <w:webHidden/>
           </w:rPr>
-          <w:instrText xml:space="preserve"> PAGEREF _Toc233061038 \h </w:instrText>
+          <w:instrText xml:space="preserve"> PAGEREF _Toc233755467 \h </w:instrText>
         </w:r>
         <w:r>
           <w:rPr>
@@ -6833,7 +7113,747 @@
             <w:noProof/>
             <w:webHidden/>
           </w:rPr>
+          <w:t>21</w:t>
+        </w:r>
+        <w:r>
+          <w:rPr>
+            <w:noProof/>
+            <w:webHidden/>
+          </w:rPr>
+          <w:fldChar w:fldCharType="end"/>
+        </w:r>
+      </w:hyperlink>
+    </w:p>
+    <w:p>
+      <w:pPr>
+        <w:pStyle w:val="ndicedeilustraes"/>
+        <w:tabs>
+          <w:tab w:val="right" w:leader="dot" w:pos="8777"/>
+        </w:tabs>
+        <w:rPr>
+          <w:rFonts w:asciiTheme="minorHAnsi" w:eastAsiaTheme="minorEastAsia" w:hAnsiTheme="minorHAnsi"/>
+          <w:noProof/>
+          <w:kern w:val="2"/>
+          <w:sz w:val="24"/>
+          <w:szCs w:val="24"/>
+          <w:lang w:eastAsia="pt-PT"/>
+          <w14:ligatures w14:val="standardContextual"/>
+        </w:rPr>
+      </w:pPr>
+      <w:hyperlink w:anchor="_Toc233755468" w:history="1">
+        <w:r>
+          <w:rPr>
+            <w:rStyle w:val="Hiperligao"/>
+            <w:noProof/>
+          </w:rPr>
+          <w:t>Figura 13 - Organização da base de dados</w:t>
+        </w:r>
+        <w:r>
+          <w:rPr>
+            <w:noProof/>
+            <w:webHidden/>
+          </w:rPr>
+          <w:tab/>
+        </w:r>
+        <w:r>
+          <w:rPr>
+            <w:noProof/>
+            <w:webHidden/>
+          </w:rPr>
+          <w:fldChar w:fldCharType="begin"/>
+        </w:r>
+        <w:r>
+          <w:rPr>
+            <w:noProof/>
+            <w:webHidden/>
+          </w:rPr>
+          <w:instrText xml:space="preserve"> PAGEREF _Toc233755468 \h </w:instrText>
+        </w:r>
+        <w:r>
+          <w:rPr>
+            <w:noProof/>
+            <w:webHidden/>
+          </w:rPr>
+        </w:r>
+        <w:r>
+          <w:rPr>
+            <w:noProof/>
+            <w:webHidden/>
+          </w:rPr>
+          <w:fldChar w:fldCharType="separate"/>
+        </w:r>
+        <w:r>
+          <w:rPr>
+            <w:noProof/>
+            <w:webHidden/>
+          </w:rPr>
+          <w:t>22</w:t>
+        </w:r>
+        <w:r>
+          <w:rPr>
+            <w:noProof/>
+            <w:webHidden/>
+          </w:rPr>
+          <w:fldChar w:fldCharType="end"/>
+        </w:r>
+      </w:hyperlink>
+    </w:p>
+    <w:p>
+      <w:pPr>
+        <w:pStyle w:val="ndicedeilustraes"/>
+        <w:tabs>
+          <w:tab w:val="right" w:leader="dot" w:pos="8777"/>
+        </w:tabs>
+        <w:rPr>
+          <w:rFonts w:asciiTheme="minorHAnsi" w:eastAsiaTheme="minorEastAsia" w:hAnsiTheme="minorHAnsi"/>
+          <w:noProof/>
+          <w:kern w:val="2"/>
+          <w:sz w:val="24"/>
+          <w:szCs w:val="24"/>
+          <w:lang w:eastAsia="pt-PT"/>
+          <w14:ligatures w14:val="standardContextual"/>
+        </w:rPr>
+      </w:pPr>
+      <w:hyperlink w:anchor="_Toc233755469" w:history="1">
+        <w:r>
+          <w:rPr>
+            <w:rStyle w:val="Hiperligao"/>
+            <w:noProof/>
+          </w:rPr>
+          <w:t>Figura 14 - Modelo implementado de base de dados</w:t>
+        </w:r>
+        <w:r>
+          <w:rPr>
+            <w:noProof/>
+            <w:webHidden/>
+          </w:rPr>
+          <w:tab/>
+        </w:r>
+        <w:r>
+          <w:rPr>
+            <w:noProof/>
+            <w:webHidden/>
+          </w:rPr>
+          <w:fldChar w:fldCharType="begin"/>
+        </w:r>
+        <w:r>
+          <w:rPr>
+            <w:noProof/>
+            <w:webHidden/>
+          </w:rPr>
+          <w:instrText xml:space="preserve"> PAGEREF _Toc233755469 \h </w:instrText>
+        </w:r>
+        <w:r>
+          <w:rPr>
+            <w:noProof/>
+            <w:webHidden/>
+          </w:rPr>
+        </w:r>
+        <w:r>
+          <w:rPr>
+            <w:noProof/>
+            <w:webHidden/>
+          </w:rPr>
+          <w:fldChar w:fldCharType="separate"/>
+        </w:r>
+        <w:r>
+          <w:rPr>
+            <w:noProof/>
+            <w:webHidden/>
+          </w:rPr>
           <w:t>23</w:t>
+        </w:r>
+        <w:r>
+          <w:rPr>
+            <w:noProof/>
+            <w:webHidden/>
+          </w:rPr>
+          <w:fldChar w:fldCharType="end"/>
+        </w:r>
+      </w:hyperlink>
+    </w:p>
+    <w:p>
+      <w:pPr>
+        <w:pStyle w:val="ndicedeilustraes"/>
+        <w:tabs>
+          <w:tab w:val="right" w:leader="dot" w:pos="8777"/>
+        </w:tabs>
+        <w:rPr>
+          <w:rFonts w:asciiTheme="minorHAnsi" w:eastAsiaTheme="minorEastAsia" w:hAnsiTheme="minorHAnsi"/>
+          <w:noProof/>
+          <w:kern w:val="2"/>
+          <w:sz w:val="24"/>
+          <w:szCs w:val="24"/>
+          <w:lang w:eastAsia="pt-PT"/>
+          <w14:ligatures w14:val="standardContextual"/>
+        </w:rPr>
+      </w:pPr>
+      <w:hyperlink w:anchor="_Toc233755470" w:history="1">
+        <w:r>
+          <w:rPr>
+            <w:rStyle w:val="Hiperligao"/>
+            <w:noProof/>
+          </w:rPr>
+          <w:t>Figura 15 - Processo de armazenamento dos dados</w:t>
+        </w:r>
+        <w:r>
+          <w:rPr>
+            <w:noProof/>
+            <w:webHidden/>
+          </w:rPr>
+          <w:tab/>
+        </w:r>
+        <w:r>
+          <w:rPr>
+            <w:noProof/>
+            <w:webHidden/>
+          </w:rPr>
+          <w:fldChar w:fldCharType="begin"/>
+        </w:r>
+        <w:r>
+          <w:rPr>
+            <w:noProof/>
+            <w:webHidden/>
+          </w:rPr>
+          <w:instrText xml:space="preserve"> PAGEREF _Toc233755470 \h </w:instrText>
+        </w:r>
+        <w:r>
+          <w:rPr>
+            <w:noProof/>
+            <w:webHidden/>
+          </w:rPr>
+        </w:r>
+        <w:r>
+          <w:rPr>
+            <w:noProof/>
+            <w:webHidden/>
+          </w:rPr>
+          <w:fldChar w:fldCharType="separate"/>
+        </w:r>
+        <w:r>
+          <w:rPr>
+            <w:noProof/>
+            <w:webHidden/>
+          </w:rPr>
+          <w:t>25</w:t>
+        </w:r>
+        <w:r>
+          <w:rPr>
+            <w:noProof/>
+            <w:webHidden/>
+          </w:rPr>
+          <w:fldChar w:fldCharType="end"/>
+        </w:r>
+      </w:hyperlink>
+    </w:p>
+    <w:p>
+      <w:pPr>
+        <w:pStyle w:val="ndicedeilustraes"/>
+        <w:tabs>
+          <w:tab w:val="right" w:leader="dot" w:pos="8777"/>
+        </w:tabs>
+        <w:rPr>
+          <w:rFonts w:asciiTheme="minorHAnsi" w:eastAsiaTheme="minorEastAsia" w:hAnsiTheme="minorHAnsi"/>
+          <w:noProof/>
+          <w:kern w:val="2"/>
+          <w:sz w:val="24"/>
+          <w:szCs w:val="24"/>
+          <w:lang w:eastAsia="pt-PT"/>
+          <w14:ligatures w14:val="standardContextual"/>
+        </w:rPr>
+      </w:pPr>
+      <w:hyperlink w:anchor="_Toc233755471" w:history="1">
+        <w:r>
+          <w:rPr>
+            <w:rStyle w:val="Hiperligao"/>
+            <w:noProof/>
+          </w:rPr>
+          <w:t>Figura 16 - Endpoints implementados para consulta das observações</w:t>
+        </w:r>
+        <w:r>
+          <w:rPr>
+            <w:noProof/>
+            <w:webHidden/>
+          </w:rPr>
+          <w:tab/>
+        </w:r>
+        <w:r>
+          <w:rPr>
+            <w:noProof/>
+            <w:webHidden/>
+          </w:rPr>
+          <w:fldChar w:fldCharType="begin"/>
+        </w:r>
+        <w:r>
+          <w:rPr>
+            <w:noProof/>
+            <w:webHidden/>
+          </w:rPr>
+          <w:instrText xml:space="preserve"> PAGEREF _Toc233755471 \h </w:instrText>
+        </w:r>
+        <w:r>
+          <w:rPr>
+            <w:noProof/>
+            <w:webHidden/>
+          </w:rPr>
+        </w:r>
+        <w:r>
+          <w:rPr>
+            <w:noProof/>
+            <w:webHidden/>
+          </w:rPr>
+          <w:fldChar w:fldCharType="separate"/>
+        </w:r>
+        <w:r>
+          <w:rPr>
+            <w:noProof/>
+            <w:webHidden/>
+          </w:rPr>
+          <w:t>25</w:t>
+        </w:r>
+        <w:r>
+          <w:rPr>
+            <w:noProof/>
+            <w:webHidden/>
+          </w:rPr>
+          <w:fldChar w:fldCharType="end"/>
+        </w:r>
+      </w:hyperlink>
+    </w:p>
+    <w:p>
+      <w:pPr>
+        <w:pStyle w:val="ndicedeilustraes"/>
+        <w:tabs>
+          <w:tab w:val="right" w:leader="dot" w:pos="8777"/>
+        </w:tabs>
+        <w:rPr>
+          <w:rFonts w:asciiTheme="minorHAnsi" w:eastAsiaTheme="minorEastAsia" w:hAnsiTheme="minorHAnsi"/>
+          <w:noProof/>
+          <w:kern w:val="2"/>
+          <w:sz w:val="24"/>
+          <w:szCs w:val="24"/>
+          <w:lang w:eastAsia="pt-PT"/>
+          <w14:ligatures w14:val="standardContextual"/>
+        </w:rPr>
+      </w:pPr>
+      <w:hyperlink w:anchor="_Toc233755472" w:history="1">
+        <w:r>
+          <w:rPr>
+            <w:rStyle w:val="Hiperligao"/>
+            <w:noProof/>
+          </w:rPr>
+          <w:t>Figura 17 - Endpoints implementados para consulta das previsões terrestres</w:t>
+        </w:r>
+        <w:r>
+          <w:rPr>
+            <w:noProof/>
+            <w:webHidden/>
+          </w:rPr>
+          <w:tab/>
+        </w:r>
+        <w:r>
+          <w:rPr>
+            <w:noProof/>
+            <w:webHidden/>
+          </w:rPr>
+          <w:fldChar w:fldCharType="begin"/>
+        </w:r>
+        <w:r>
+          <w:rPr>
+            <w:noProof/>
+            <w:webHidden/>
+          </w:rPr>
+          <w:instrText xml:space="preserve"> PAGEREF _Toc233755472 \h </w:instrText>
+        </w:r>
+        <w:r>
+          <w:rPr>
+            <w:noProof/>
+            <w:webHidden/>
+          </w:rPr>
+        </w:r>
+        <w:r>
+          <w:rPr>
+            <w:noProof/>
+            <w:webHidden/>
+          </w:rPr>
+          <w:fldChar w:fldCharType="separate"/>
+        </w:r>
+        <w:r>
+          <w:rPr>
+            <w:noProof/>
+            <w:webHidden/>
+          </w:rPr>
+          <w:t>27</w:t>
+        </w:r>
+        <w:r>
+          <w:rPr>
+            <w:noProof/>
+            <w:webHidden/>
+          </w:rPr>
+          <w:fldChar w:fldCharType="end"/>
+        </w:r>
+      </w:hyperlink>
+    </w:p>
+    <w:p>
+      <w:pPr>
+        <w:pStyle w:val="ndicedeilustraes"/>
+        <w:tabs>
+          <w:tab w:val="right" w:leader="dot" w:pos="8777"/>
+        </w:tabs>
+        <w:rPr>
+          <w:rFonts w:asciiTheme="minorHAnsi" w:eastAsiaTheme="minorEastAsia" w:hAnsiTheme="minorHAnsi"/>
+          <w:noProof/>
+          <w:kern w:val="2"/>
+          <w:sz w:val="24"/>
+          <w:szCs w:val="24"/>
+          <w:lang w:eastAsia="pt-PT"/>
+          <w14:ligatures w14:val="standardContextual"/>
+        </w:rPr>
+      </w:pPr>
+      <w:hyperlink w:anchor="_Toc233755473" w:history="1">
+        <w:r>
+          <w:rPr>
+            <w:rStyle w:val="Hiperligao"/>
+            <w:noProof/>
+          </w:rPr>
+          <w:t>Figura 18 - Endpoints implementados para consulta das previsões marítimas</w:t>
+        </w:r>
+        <w:r>
+          <w:rPr>
+            <w:noProof/>
+            <w:webHidden/>
+          </w:rPr>
+          <w:tab/>
+        </w:r>
+        <w:r>
+          <w:rPr>
+            <w:noProof/>
+            <w:webHidden/>
+          </w:rPr>
+          <w:fldChar w:fldCharType="begin"/>
+        </w:r>
+        <w:r>
+          <w:rPr>
+            <w:noProof/>
+            <w:webHidden/>
+          </w:rPr>
+          <w:instrText xml:space="preserve"> PAGEREF _Toc233755473 \h </w:instrText>
+        </w:r>
+        <w:r>
+          <w:rPr>
+            <w:noProof/>
+            <w:webHidden/>
+          </w:rPr>
+        </w:r>
+        <w:r>
+          <w:rPr>
+            <w:noProof/>
+            <w:webHidden/>
+          </w:rPr>
+          <w:fldChar w:fldCharType="separate"/>
+        </w:r>
+        <w:r>
+          <w:rPr>
+            <w:noProof/>
+            <w:webHidden/>
+          </w:rPr>
+          <w:t>29</w:t>
+        </w:r>
+        <w:r>
+          <w:rPr>
+            <w:noProof/>
+            <w:webHidden/>
+          </w:rPr>
+          <w:fldChar w:fldCharType="end"/>
+        </w:r>
+      </w:hyperlink>
+    </w:p>
+    <w:p>
+      <w:pPr>
+        <w:pStyle w:val="ndicedeilustraes"/>
+        <w:tabs>
+          <w:tab w:val="right" w:leader="dot" w:pos="8777"/>
+        </w:tabs>
+        <w:rPr>
+          <w:rFonts w:asciiTheme="minorHAnsi" w:eastAsiaTheme="minorEastAsia" w:hAnsiTheme="minorHAnsi"/>
+          <w:noProof/>
+          <w:kern w:val="2"/>
+          <w:sz w:val="24"/>
+          <w:szCs w:val="24"/>
+          <w:lang w:eastAsia="pt-PT"/>
+          <w14:ligatures w14:val="standardContextual"/>
+        </w:rPr>
+      </w:pPr>
+      <w:hyperlink w:anchor="_Toc233755474" w:history="1">
+        <w:r>
+          <w:rPr>
+            <w:rStyle w:val="Hiperligao"/>
+            <w:noProof/>
+          </w:rPr>
+          <w:t>Figura 19 - Mapa interativo</w:t>
+        </w:r>
+        <w:r>
+          <w:rPr>
+            <w:noProof/>
+            <w:webHidden/>
+          </w:rPr>
+          <w:tab/>
+        </w:r>
+        <w:r>
+          <w:rPr>
+            <w:noProof/>
+            <w:webHidden/>
+          </w:rPr>
+          <w:fldChar w:fldCharType="begin"/>
+        </w:r>
+        <w:r>
+          <w:rPr>
+            <w:noProof/>
+            <w:webHidden/>
+          </w:rPr>
+          <w:instrText xml:space="preserve"> PAGEREF _Toc233755474 \h </w:instrText>
+        </w:r>
+        <w:r>
+          <w:rPr>
+            <w:noProof/>
+            <w:webHidden/>
+          </w:rPr>
+        </w:r>
+        <w:r>
+          <w:rPr>
+            <w:noProof/>
+            <w:webHidden/>
+          </w:rPr>
+          <w:fldChar w:fldCharType="separate"/>
+        </w:r>
+        <w:r>
+          <w:rPr>
+            <w:noProof/>
+            <w:webHidden/>
+          </w:rPr>
+          <w:t>32</w:t>
+        </w:r>
+        <w:r>
+          <w:rPr>
+            <w:noProof/>
+            <w:webHidden/>
+          </w:rPr>
+          <w:fldChar w:fldCharType="end"/>
+        </w:r>
+      </w:hyperlink>
+    </w:p>
+    <w:p>
+      <w:pPr>
+        <w:pStyle w:val="ndicedeilustraes"/>
+        <w:tabs>
+          <w:tab w:val="right" w:leader="dot" w:pos="8777"/>
+        </w:tabs>
+        <w:rPr>
+          <w:rFonts w:asciiTheme="minorHAnsi" w:eastAsiaTheme="minorEastAsia" w:hAnsiTheme="minorHAnsi"/>
+          <w:noProof/>
+          <w:kern w:val="2"/>
+          <w:sz w:val="24"/>
+          <w:szCs w:val="24"/>
+          <w:lang w:eastAsia="pt-PT"/>
+          <w14:ligatures w14:val="standardContextual"/>
+        </w:rPr>
+      </w:pPr>
+      <w:hyperlink w:anchor="_Toc233755475" w:history="1">
+        <w:r>
+          <w:rPr>
+            <w:rStyle w:val="Hiperligao"/>
+            <w:noProof/>
+          </w:rPr>
+          <w:t>Figura 20 - Interface das observações meteorológicas</w:t>
+        </w:r>
+        <w:r>
+          <w:rPr>
+            <w:noProof/>
+            <w:webHidden/>
+          </w:rPr>
+          <w:tab/>
+        </w:r>
+        <w:r>
+          <w:rPr>
+            <w:noProof/>
+            <w:webHidden/>
+          </w:rPr>
+          <w:fldChar w:fldCharType="begin"/>
+        </w:r>
+        <w:r>
+          <w:rPr>
+            <w:noProof/>
+            <w:webHidden/>
+          </w:rPr>
+          <w:instrText xml:space="preserve"> PAGEREF _Toc233755475 \h </w:instrText>
+        </w:r>
+        <w:r>
+          <w:rPr>
+            <w:noProof/>
+            <w:webHidden/>
+          </w:rPr>
+        </w:r>
+        <w:r>
+          <w:rPr>
+            <w:noProof/>
+            <w:webHidden/>
+          </w:rPr>
+          <w:fldChar w:fldCharType="separate"/>
+        </w:r>
+        <w:r>
+          <w:rPr>
+            <w:noProof/>
+            <w:webHidden/>
+          </w:rPr>
+          <w:t>33</w:t>
+        </w:r>
+        <w:r>
+          <w:rPr>
+            <w:noProof/>
+            <w:webHidden/>
+          </w:rPr>
+          <w:fldChar w:fldCharType="end"/>
+        </w:r>
+      </w:hyperlink>
+    </w:p>
+    <w:p>
+      <w:pPr>
+        <w:pStyle w:val="ndicedeilustraes"/>
+        <w:tabs>
+          <w:tab w:val="right" w:leader="dot" w:pos="8777"/>
+        </w:tabs>
+        <w:rPr>
+          <w:rFonts w:asciiTheme="minorHAnsi" w:eastAsiaTheme="minorEastAsia" w:hAnsiTheme="minorHAnsi"/>
+          <w:noProof/>
+          <w:kern w:val="2"/>
+          <w:sz w:val="24"/>
+          <w:szCs w:val="24"/>
+          <w:lang w:eastAsia="pt-PT"/>
+          <w14:ligatures w14:val="standardContextual"/>
+        </w:rPr>
+      </w:pPr>
+      <w:hyperlink w:anchor="_Toc233755476" w:history="1">
+        <w:r>
+          <w:rPr>
+            <w:rStyle w:val="Hiperligao"/>
+            <w:noProof/>
+          </w:rPr>
+          <w:t>Figura 21 - Análise operacional e histórico das observações</w:t>
+        </w:r>
+        <w:r>
+          <w:rPr>
+            <w:noProof/>
+            <w:webHidden/>
+          </w:rPr>
+          <w:tab/>
+        </w:r>
+        <w:r>
+          <w:rPr>
+            <w:noProof/>
+            <w:webHidden/>
+          </w:rPr>
+          <w:fldChar w:fldCharType="begin"/>
+        </w:r>
+        <w:r>
+          <w:rPr>
+            <w:noProof/>
+            <w:webHidden/>
+          </w:rPr>
+          <w:instrText xml:space="preserve"> PAGEREF _Toc233755476 \h </w:instrText>
+        </w:r>
+        <w:r>
+          <w:rPr>
+            <w:noProof/>
+            <w:webHidden/>
+          </w:rPr>
+        </w:r>
+        <w:r>
+          <w:rPr>
+            <w:noProof/>
+            <w:webHidden/>
+          </w:rPr>
+          <w:fldChar w:fldCharType="separate"/>
+        </w:r>
+        <w:r>
+          <w:rPr>
+            <w:noProof/>
+            <w:webHidden/>
+          </w:rPr>
+          <w:t>33</w:t>
+        </w:r>
+        <w:r>
+          <w:rPr>
+            <w:noProof/>
+            <w:webHidden/>
+          </w:rPr>
+          <w:fldChar w:fldCharType="end"/>
+        </w:r>
+      </w:hyperlink>
+    </w:p>
+    <w:p>
+      <w:pPr>
+        <w:pStyle w:val="ndicedeilustraes"/>
+        <w:tabs>
+          <w:tab w:val="right" w:leader="dot" w:pos="8777"/>
+        </w:tabs>
+        <w:rPr>
+          <w:rFonts w:asciiTheme="minorHAnsi" w:eastAsiaTheme="minorEastAsia" w:hAnsiTheme="minorHAnsi"/>
+          <w:noProof/>
+          <w:kern w:val="2"/>
+          <w:sz w:val="24"/>
+          <w:szCs w:val="24"/>
+          <w:lang w:eastAsia="pt-PT"/>
+          <w14:ligatures w14:val="standardContextual"/>
+        </w:rPr>
+      </w:pPr>
+      <w:hyperlink w:anchor="_Toc233755477" w:history="1">
+        <w:r>
+          <w:rPr>
+            <w:rStyle w:val="Hiperligao"/>
+            <w:noProof/>
+          </w:rPr>
+          <w:t>Figura 22 - Tabela de registos das observações meteorológicas</w:t>
+        </w:r>
+        <w:r>
+          <w:rPr>
+            <w:noProof/>
+            <w:webHidden/>
+          </w:rPr>
+          <w:tab/>
+        </w:r>
+        <w:r>
+          <w:rPr>
+            <w:noProof/>
+            <w:webHidden/>
+          </w:rPr>
+          <w:fldChar w:fldCharType="begin"/>
+        </w:r>
+        <w:r>
+          <w:rPr>
+            <w:noProof/>
+            <w:webHidden/>
+          </w:rPr>
+          <w:instrText xml:space="preserve"> PAGEREF _Toc233755477 \h </w:instrText>
+        </w:r>
+        <w:r>
+          <w:rPr>
+            <w:noProof/>
+            <w:webHidden/>
+          </w:rPr>
+        </w:r>
+        <w:r>
+          <w:rPr>
+            <w:noProof/>
+            <w:webHidden/>
+          </w:rPr>
+          <w:fldChar w:fldCharType="separate"/>
+        </w:r>
+        <w:r>
+          <w:rPr>
+            <w:noProof/>
+            <w:webHidden/>
+          </w:rPr>
+          <w:t>34</w:t>
         </w:r>
         <w:r>
           <w:rPr>
@@ -6915,7 +7935,7 @@
       <w:bookmarkStart w:id="19" w:name="_Toc357152319"/>
       <w:bookmarkStart w:id="20" w:name="_Toc357154526"/>
       <w:bookmarkStart w:id="21" w:name="_Toc530601447"/>
-      <w:bookmarkStart w:id="22" w:name="_Toc233118576"/>
+      <w:bookmarkStart w:id="22" w:name="_Toc233755377"/>
       <w:r>
         <w:lastRenderedPageBreak/>
         <w:t>Lista de tabe</w:t>
@@ -7003,7 +8023,7 @@
       <w:bookmarkStart w:id="23" w:name="_Toc357152320"/>
       <w:bookmarkStart w:id="24" w:name="_Toc357154527"/>
       <w:bookmarkStart w:id="25" w:name="_Toc530601448"/>
-      <w:bookmarkStart w:id="26" w:name="_Toc233118577"/>
+      <w:bookmarkStart w:id="26" w:name="_Toc233755378"/>
       <w:r>
         <w:lastRenderedPageBreak/>
         <w:t>Lista de siglas</w:t>
@@ -7293,7 +8313,7 @@
       <w:pPr>
         <w:pStyle w:val="Ttulo1"/>
       </w:pPr>
-      <w:bookmarkStart w:id="27" w:name="_Toc233118578"/>
+      <w:bookmarkStart w:id="27" w:name="_Toc233755379"/>
       <w:r>
         <w:lastRenderedPageBreak/>
         <w:t>Introdução</w:t>
@@ -7382,7 +8402,7 @@
       <w:pPr>
         <w:pStyle w:val="Ttulo1"/>
       </w:pPr>
-      <w:bookmarkStart w:id="28" w:name="_Toc233118579"/>
+      <w:bookmarkStart w:id="28" w:name="_Toc233755380"/>
       <w:r>
         <w:lastRenderedPageBreak/>
         <w:t>Título</w:t>
@@ -7753,7 +8773,7 @@
       <w:r>
         <w:t xml:space="preserve"> </w:t>
       </w:r>
-      <w:bookmarkStart w:id="29" w:name="_Toc233118580"/>
+      <w:bookmarkStart w:id="29" w:name="_Toc233755381"/>
       <w:r>
         <w:t>Título da secção</w:t>
       </w:r>
@@ -7782,7 +8802,7 @@
       <w:pPr>
         <w:pStyle w:val="Ttulo2"/>
       </w:pPr>
-      <w:bookmarkStart w:id="30" w:name="_Toc233118581"/>
+      <w:bookmarkStart w:id="30" w:name="_Toc233755382"/>
       <w:r>
         <w:t>Título da secção</w:t>
       </w:r>
@@ -7803,7 +8823,7 @@
       <w:pPr>
         <w:pStyle w:val="Ttulo3"/>
       </w:pPr>
-      <w:bookmarkStart w:id="31" w:name="_Toc233118582"/>
+      <w:bookmarkStart w:id="31" w:name="_Toc233755383"/>
       <w:r>
         <w:t>Título da subsecção</w:t>
       </w:r>
@@ -7818,7 +8838,7 @@
       <w:pPr>
         <w:pStyle w:val="Ttulo3"/>
       </w:pPr>
-      <w:bookmarkStart w:id="32" w:name="_Toc233118583"/>
+      <w:bookmarkStart w:id="32" w:name="_Toc233755384"/>
       <w:r>
         <w:t>Título</w:t>
       </w:r>
@@ -7836,7 +8856,7 @@
       <w:pPr>
         <w:pStyle w:val="Ttulo3"/>
       </w:pPr>
-      <w:bookmarkStart w:id="33" w:name="_Toc233118584"/>
+      <w:bookmarkStart w:id="33" w:name="_Toc233755385"/>
       <w:r>
         <w:t>Título</w:t>
       </w:r>
@@ -7858,7 +8878,7 @@
       <w:r>
         <w:t xml:space="preserve"> </w:t>
       </w:r>
-      <w:bookmarkStart w:id="34" w:name="_Toc233118585"/>
+      <w:bookmarkStart w:id="34" w:name="_Toc233755386"/>
       <w:r>
         <w:t>Título da s</w:t>
       </w:r>
@@ -7871,7 +8891,7 @@
       <w:pPr>
         <w:pStyle w:val="Ttulo1"/>
       </w:pPr>
-      <w:bookmarkStart w:id="35" w:name="_Toc233118586"/>
+      <w:bookmarkStart w:id="35" w:name="_Toc233755387"/>
       <w:r>
         <w:lastRenderedPageBreak/>
         <w:t>Análise e Conceção da Solução</w:t>
@@ -7882,7 +8902,7 @@
       <w:pPr>
         <w:pStyle w:val="Ttulo2"/>
       </w:pPr>
-      <w:bookmarkStart w:id="36" w:name="_Toc233118587"/>
+      <w:bookmarkStart w:id="36" w:name="_Toc233755388"/>
       <w:r>
         <w:t>Levantamento de Requisitos</w:t>
       </w:r>
@@ -7892,7 +8912,7 @@
       <w:pPr>
         <w:pStyle w:val="Ttulo3"/>
       </w:pPr>
-      <w:bookmarkStart w:id="37" w:name="_Toc233118588"/>
+      <w:bookmarkStart w:id="37" w:name="_Toc233755389"/>
       <w:r>
         <w:t>Requisitos Funcionais</w:t>
       </w:r>
@@ -8161,7 +9181,7 @@
       <w:pPr>
         <w:pStyle w:val="Ttulo3"/>
       </w:pPr>
-      <w:bookmarkStart w:id="38" w:name="_Toc233118589"/>
+      <w:bookmarkStart w:id="38" w:name="_Toc233755390"/>
       <w:r>
         <w:t>Requisitos Não Funcionais</w:t>
       </w:r>
@@ -8248,7 +9268,7 @@
       <w:pPr>
         <w:pStyle w:val="Ttulo2"/>
       </w:pPr>
-      <w:bookmarkStart w:id="39" w:name="_Toc233118590"/>
+      <w:bookmarkStart w:id="39" w:name="_Toc233755391"/>
       <w:r>
         <w:t>Arquitetura Geral do Sistema</w:t>
       </w:r>
@@ -8388,18 +9408,31 @@
       <w:pPr>
         <w:pStyle w:val="Legenda"/>
       </w:pPr>
-      <w:bookmarkStart w:id="40" w:name="_Toc233061027"/>
+      <w:bookmarkStart w:id="40" w:name="_Toc233755456"/>
       <w:r>
         <w:t xml:space="preserve">Figura </w:t>
       </w:r>
-      <w:fldSimple w:instr=" SEQ Figura \* ARABIC ">
-        <w:r>
-          <w:rPr>
-            <w:noProof/>
-          </w:rPr>
-          <w:t>1</w:t>
-        </w:r>
-      </w:fldSimple>
+      <w:r>
+        <w:fldChar w:fldCharType="begin"/>
+      </w:r>
+      <w:r>
+        <w:instrText xml:space="preserve"> SEQ Figura \* ARABIC </w:instrText>
+      </w:r>
+      <w:r>
+        <w:fldChar w:fldCharType="separate"/>
+      </w:r>
+      <w:r>
+        <w:rPr>
+          <w:noProof/>
+        </w:rPr>
+        <w:t>1</w:t>
+      </w:r>
+      <w:r>
+        <w:rPr>
+          <w:noProof/>
+        </w:rPr>
+        <w:fldChar w:fldCharType="end"/>
+      </w:r>
       <w:r>
         <w:t xml:space="preserve"> </w:t>
       </w:r>
@@ -8418,7 +9451,7 @@
       <w:pPr>
         <w:pStyle w:val="Ttulo2"/>
       </w:pPr>
-      <w:bookmarkStart w:id="41" w:name="_Toc233118591"/>
+      <w:bookmarkStart w:id="41" w:name="_Toc233755392"/>
       <w:r>
         <w:t>Seleção e Justificação de Tecnologias</w:t>
       </w:r>
@@ -8428,7 +9461,7 @@
       <w:pPr>
         <w:pStyle w:val="Ttulo3"/>
       </w:pPr>
-      <w:bookmarkStart w:id="42" w:name="_Toc233118592"/>
+      <w:bookmarkStart w:id="42" w:name="_Toc233755393"/>
       <w:r>
         <w:t>Backend</w:t>
       </w:r>
@@ -8559,7 +9592,7 @@
       <w:pPr>
         <w:pStyle w:val="Ttulo3"/>
       </w:pPr>
-      <w:bookmarkStart w:id="43" w:name="_Toc233118593"/>
+      <w:bookmarkStart w:id="43" w:name="_Toc233755394"/>
       <w:proofErr w:type="spellStart"/>
       <w:r>
         <w:t>Frontend</w:t>
@@ -8652,7 +9685,7 @@
       <w:pPr>
         <w:pStyle w:val="Ttulo3"/>
       </w:pPr>
-      <w:bookmarkStart w:id="44" w:name="_Toc233118594"/>
+      <w:bookmarkStart w:id="44" w:name="_Toc233755395"/>
       <w:r>
         <w:t>Base de Dados</w:t>
       </w:r>
@@ -8714,7 +9747,7 @@
       <w:pPr>
         <w:pStyle w:val="Ttulo3"/>
       </w:pPr>
-      <w:bookmarkStart w:id="45" w:name="_Toc233118595"/>
+      <w:bookmarkStart w:id="45" w:name="_Toc233755396"/>
       <w:proofErr w:type="spellStart"/>
       <w:r>
         <w:t>APIs</w:t>
@@ -8851,7 +9884,7 @@
       <w:pPr>
         <w:pStyle w:val="Ttulo2"/>
       </w:pPr>
-      <w:bookmarkStart w:id="46" w:name="_Toc233118596"/>
+      <w:bookmarkStart w:id="46" w:name="_Toc233755397"/>
       <w:r>
         <w:t>Modelo de Dados</w:t>
       </w:r>
@@ -8861,7 +9894,7 @@
       <w:pPr>
         <w:pStyle w:val="Ttulo3"/>
       </w:pPr>
-      <w:bookmarkStart w:id="47" w:name="_Toc233118597"/>
+      <w:bookmarkStart w:id="47" w:name="_Toc233755398"/>
       <w:r>
         <w:t>Modelo Conceptual</w:t>
       </w:r>
@@ -8876,7 +9909,7 @@
       <w:pPr>
         <w:pStyle w:val="Ttulo3"/>
       </w:pPr>
-      <w:bookmarkStart w:id="48" w:name="_Toc233118598"/>
+      <w:bookmarkStart w:id="48" w:name="_Toc233755399"/>
       <w:r>
         <w:t>Modelo Relacional</w:t>
       </w:r>
@@ -8891,7 +9924,7 @@
       <w:pPr>
         <w:pStyle w:val="Ttulo3"/>
       </w:pPr>
-      <w:bookmarkStart w:id="49" w:name="_Toc233118599"/>
+      <w:bookmarkStart w:id="49" w:name="_Toc233755400"/>
       <w:r>
         <w:t>Organização Dimensional</w:t>
       </w:r>
@@ -8906,7 +9939,7 @@
       <w:pPr>
         <w:pStyle w:val="Ttulo2"/>
       </w:pPr>
-      <w:bookmarkStart w:id="50" w:name="_Toc233118600"/>
+      <w:bookmarkStart w:id="50" w:name="_Toc233755401"/>
       <w:r>
         <w:t>Estratégia de testes e avaliação</w:t>
       </w:r>
@@ -8976,18 +10009,31 @@
                                 <w:szCs w:val="22"/>
                               </w:rPr>
                             </w:pPr>
-                            <w:bookmarkStart w:id="51" w:name="_Toc233061028"/>
+                            <w:bookmarkStart w:id="51" w:name="_Toc233755457"/>
                             <w:r>
                               <w:t xml:space="preserve">Figura </w:t>
                             </w:r>
-                            <w:fldSimple w:instr=" SEQ Figura \* ARABIC ">
-                              <w:r>
-                                <w:rPr>
-                                  <w:noProof/>
-                                </w:rPr>
-                                <w:t>2</w:t>
-                              </w:r>
-                            </w:fldSimple>
+                            <w:r>
+                              <w:fldChar w:fldCharType="begin"/>
+                            </w:r>
+                            <w:r>
+                              <w:instrText xml:space="preserve"> SEQ Figura \* ARABIC </w:instrText>
+                            </w:r>
+                            <w:r>
+                              <w:fldChar w:fldCharType="separate"/>
+                            </w:r>
+                            <w:r>
+                              <w:rPr>
+                                <w:noProof/>
+                              </w:rPr>
+                              <w:t>2</w:t>
+                            </w:r>
+                            <w:r>
+                              <w:rPr>
+                                <w:noProof/>
+                              </w:rPr>
+                              <w:fldChar w:fldCharType="end"/>
+                            </w:r>
                             <w:r>
                               <w:t xml:space="preserve"> - Testes definidos para validação da solução</w:t>
                             </w:r>
@@ -9020,18 +10066,31 @@
                           <w:szCs w:val="22"/>
                         </w:rPr>
                       </w:pPr>
-                      <w:bookmarkStart w:id="52" w:name="_Toc233061028"/>
+                      <w:bookmarkStart w:id="52" w:name="_Toc233755457"/>
                       <w:r>
                         <w:t xml:space="preserve">Figura </w:t>
                       </w:r>
-                      <w:fldSimple w:instr=" SEQ Figura \* ARABIC ">
-                        <w:r>
-                          <w:rPr>
-                            <w:noProof/>
-                          </w:rPr>
-                          <w:t>2</w:t>
-                        </w:r>
-                      </w:fldSimple>
+                      <w:r>
+                        <w:fldChar w:fldCharType="begin"/>
+                      </w:r>
+                      <w:r>
+                        <w:instrText xml:space="preserve"> SEQ Figura \* ARABIC </w:instrText>
+                      </w:r>
+                      <w:r>
+                        <w:fldChar w:fldCharType="separate"/>
+                      </w:r>
+                      <w:r>
+                        <w:rPr>
+                          <w:noProof/>
+                        </w:rPr>
+                        <w:t>2</w:t>
+                      </w:r>
+                      <w:r>
+                        <w:rPr>
+                          <w:noProof/>
+                        </w:rPr>
+                        <w:fldChar w:fldCharType="end"/>
+                      </w:r>
                       <w:r>
                         <w:t xml:space="preserve"> - Testes definidos para validação da solução</w:t>
                       </w:r>
@@ -9152,7 +10211,7 @@
       <w:pPr>
         <w:pStyle w:val="Ttulo1"/>
       </w:pPr>
-      <w:bookmarkStart w:id="53" w:name="_Toc233118601"/>
+      <w:bookmarkStart w:id="53" w:name="_Toc233755402"/>
       <w:r>
         <w:lastRenderedPageBreak/>
         <w:t>Implementação</w:t>
@@ -9182,7 +10241,7 @@
       <w:pPr>
         <w:pStyle w:val="Ttulo2"/>
       </w:pPr>
-      <w:bookmarkStart w:id="54" w:name="_Toc233118602"/>
+      <w:bookmarkStart w:id="54" w:name="_Toc233755403"/>
       <w:r>
         <w:t>Ba</w:t>
       </w:r>
@@ -9274,7 +10333,7 @@
       <w:pPr>
         <w:pStyle w:val="Ttulo3"/>
       </w:pPr>
-      <w:bookmarkStart w:id="55" w:name="_Toc233118603"/>
+      <w:bookmarkStart w:id="55" w:name="_Toc233755404"/>
       <w:r>
         <w:t xml:space="preserve">Estrutura </w:t>
       </w:r>
@@ -9333,18 +10392,31 @@
       <w:pPr>
         <w:pStyle w:val="Legenda"/>
       </w:pPr>
-      <w:bookmarkStart w:id="56" w:name="_Toc233061029"/>
+      <w:bookmarkStart w:id="56" w:name="_Toc233755458"/>
       <w:r>
         <w:t xml:space="preserve">Figura </w:t>
       </w:r>
-      <w:fldSimple w:instr=" SEQ Figura \* ARABIC ">
-        <w:r>
-          <w:rPr>
-            <w:noProof/>
-          </w:rPr>
-          <w:t>3</w:t>
-        </w:r>
-      </w:fldSimple>
+      <w:r>
+        <w:fldChar w:fldCharType="begin"/>
+      </w:r>
+      <w:r>
+        <w:instrText xml:space="preserve"> SEQ Figura \* ARABIC </w:instrText>
+      </w:r>
+      <w:r>
+        <w:fldChar w:fldCharType="separate"/>
+      </w:r>
+      <w:r>
+        <w:rPr>
+          <w:noProof/>
+        </w:rPr>
+        <w:t>3</w:t>
+      </w:r>
+      <w:r>
+        <w:rPr>
+          <w:noProof/>
+        </w:rPr>
+        <w:fldChar w:fldCharType="end"/>
+      </w:r>
       <w:r>
         <w:t xml:space="preserve"> - Estrutura geral </w:t>
       </w:r>
@@ -9535,7 +10607,7 @@
       <w:pPr>
         <w:pStyle w:val="Ttulo3"/>
       </w:pPr>
-      <w:bookmarkStart w:id="57" w:name="_Toc233118604"/>
+      <w:bookmarkStart w:id="57" w:name="_Toc233755405"/>
       <w:r>
         <w:t>Serviços de Recolha</w:t>
       </w:r>
@@ -9666,18 +10738,31 @@
       <w:pPr>
         <w:pStyle w:val="Legenda"/>
       </w:pPr>
-      <w:bookmarkStart w:id="58" w:name="_Toc233061030"/>
+      <w:bookmarkStart w:id="58" w:name="_Toc233755459"/>
       <w:r>
         <w:t xml:space="preserve">Figura </w:t>
       </w:r>
-      <w:fldSimple w:instr=" SEQ Figura \* ARABIC ">
-        <w:r>
-          <w:rPr>
-            <w:noProof/>
-          </w:rPr>
-          <w:t>4</w:t>
-        </w:r>
-      </w:fldSimple>
+      <w:r>
+        <w:fldChar w:fldCharType="begin"/>
+      </w:r>
+      <w:r>
+        <w:instrText xml:space="preserve"> SEQ Figura \* ARABIC </w:instrText>
+      </w:r>
+      <w:r>
+        <w:fldChar w:fldCharType="separate"/>
+      </w:r>
+      <w:r>
+        <w:rPr>
+          <w:noProof/>
+        </w:rPr>
+        <w:t>4</w:t>
+      </w:r>
+      <w:r>
+        <w:rPr>
+          <w:noProof/>
+        </w:rPr>
+        <w:fldChar w:fldCharType="end"/>
+      </w:r>
       <w:r>
         <w:t xml:space="preserve"> - Organização dos serviços de recolha</w:t>
       </w:r>
@@ -9890,7 +10975,7 @@
       <w:pPr>
         <w:pStyle w:val="Ttulo3"/>
       </w:pPr>
-      <w:bookmarkStart w:id="59" w:name="_Toc233118605"/>
+      <w:bookmarkStart w:id="59" w:name="_Toc233755406"/>
       <w:r>
         <w:t>Scheduler e Automatização</w:t>
       </w:r>
@@ -9991,18 +11076,31 @@
       <w:pPr>
         <w:pStyle w:val="Legenda"/>
       </w:pPr>
-      <w:bookmarkStart w:id="60" w:name="_Toc233061031"/>
+      <w:bookmarkStart w:id="60" w:name="_Toc233755460"/>
       <w:r>
         <w:t xml:space="preserve">Figura </w:t>
       </w:r>
-      <w:fldSimple w:instr=" SEQ Figura \* ARABIC ">
-        <w:r>
-          <w:rPr>
-            <w:noProof/>
-          </w:rPr>
-          <w:t>5</w:t>
-        </w:r>
-      </w:fldSimple>
+      <w:r>
+        <w:fldChar w:fldCharType="begin"/>
+      </w:r>
+      <w:r>
+        <w:instrText xml:space="preserve"> SEQ Figura \* ARABIC </w:instrText>
+      </w:r>
+      <w:r>
+        <w:fldChar w:fldCharType="separate"/>
+      </w:r>
+      <w:r>
+        <w:rPr>
+          <w:noProof/>
+        </w:rPr>
+        <w:t>5</w:t>
+      </w:r>
+      <w:r>
+        <w:rPr>
+          <w:noProof/>
+        </w:rPr>
+        <w:fldChar w:fldCharType="end"/>
+      </w:r>
       <w:r>
         <w:t xml:space="preserve"> - Organização do scheduler</w:t>
       </w:r>
@@ -10040,7 +11138,7 @@
       <w:pPr>
         <w:pStyle w:val="Ttulo2"/>
       </w:pPr>
-      <w:bookmarkStart w:id="61" w:name="_Toc233118606"/>
+      <w:bookmarkStart w:id="61" w:name="_Toc233755407"/>
       <w:r>
         <w:t>Normalização e Tratamento de Dados</w:t>
       </w:r>
@@ -10110,17 +11208,31 @@
       <w:pPr>
         <w:pStyle w:val="Legenda"/>
       </w:pPr>
+      <w:bookmarkStart w:id="62" w:name="_Toc233755461"/>
       <w:r>
         <w:t xml:space="preserve">Figura </w:t>
       </w:r>
-      <w:fldSimple w:instr=" SEQ Figura \* ARABIC ">
-        <w:r>
-          <w:rPr>
-            <w:noProof/>
-          </w:rPr>
-          <w:t>6</w:t>
-        </w:r>
-      </w:fldSimple>
+      <w:r>
+        <w:fldChar w:fldCharType="begin"/>
+      </w:r>
+      <w:r>
+        <w:instrText xml:space="preserve"> SEQ Figura \* ARABIC </w:instrText>
+      </w:r>
+      <w:r>
+        <w:fldChar w:fldCharType="separate"/>
+      </w:r>
+      <w:r>
+        <w:rPr>
+          <w:noProof/>
+        </w:rPr>
+        <w:t>6</w:t>
+      </w:r>
+      <w:r>
+        <w:rPr>
+          <w:noProof/>
+        </w:rPr>
+        <w:fldChar w:fldCharType="end"/>
+      </w:r>
       <w:r>
         <w:t xml:space="preserve"> - Organização dos </w:t>
       </w:r>
@@ -10128,6 +11240,7 @@
       <w:r>
         <w:t>Normalizers</w:t>
       </w:r>
+      <w:bookmarkEnd w:id="62"/>
       <w:proofErr w:type="spellEnd"/>
     </w:p>
     <w:p>
@@ -10211,11 +11324,11 @@
       <w:pPr>
         <w:pStyle w:val="Ttulo3"/>
       </w:pPr>
-      <w:bookmarkStart w:id="62" w:name="_Toc233118607"/>
+      <w:bookmarkStart w:id="63" w:name="_Toc233755408"/>
       <w:r>
         <w:t>Observações Meteorológicas</w:t>
       </w:r>
-      <w:bookmarkEnd w:id="62"/>
+      <w:bookmarkEnd w:id="63"/>
     </w:p>
     <w:p>
       <w:r>
@@ -10325,22 +11438,35 @@
       <w:pPr>
         <w:pStyle w:val="Legenda"/>
       </w:pPr>
-      <w:bookmarkStart w:id="63" w:name="_Toc233061032"/>
+      <w:bookmarkStart w:id="64" w:name="_Toc233755462"/>
       <w:r>
         <w:t xml:space="preserve">Figura </w:t>
       </w:r>
-      <w:fldSimple w:instr=" SEQ Figura \* ARABIC ">
-        <w:r>
-          <w:rPr>
-            <w:noProof/>
-          </w:rPr>
-          <w:t>7</w:t>
-        </w:r>
-      </w:fldSimple>
+      <w:r>
+        <w:fldChar w:fldCharType="begin"/>
+      </w:r>
+      <w:r>
+        <w:instrText xml:space="preserve"> SEQ Figura \* ARABIC </w:instrText>
+      </w:r>
+      <w:r>
+        <w:fldChar w:fldCharType="separate"/>
+      </w:r>
+      <w:r>
+        <w:rPr>
+          <w:noProof/>
+        </w:rPr>
+        <w:t>7</w:t>
+      </w:r>
+      <w:r>
+        <w:rPr>
+          <w:noProof/>
+        </w:rPr>
+        <w:fldChar w:fldCharType="end"/>
+      </w:r>
       <w:r>
         <w:t xml:space="preserve"> - Estrutura normalização das observações meteorológicas</w:t>
       </w:r>
-      <w:bookmarkEnd w:id="63"/>
+      <w:bookmarkEnd w:id="64"/>
     </w:p>
     <w:p>
       <w:r>
@@ -10411,18 +11537,31 @@
       <w:pPr>
         <w:pStyle w:val="Legenda"/>
       </w:pPr>
-      <w:bookmarkStart w:id="64" w:name="_Toc233061033"/>
+      <w:bookmarkStart w:id="65" w:name="_Toc233755463"/>
       <w:r>
         <w:t xml:space="preserve">Figura </w:t>
       </w:r>
-      <w:fldSimple w:instr=" SEQ Figura \* ARABIC ">
-        <w:r>
-          <w:rPr>
-            <w:noProof/>
-          </w:rPr>
-          <w:t>8</w:t>
-        </w:r>
-      </w:fldSimple>
+      <w:r>
+        <w:fldChar w:fldCharType="begin"/>
+      </w:r>
+      <w:r>
+        <w:instrText xml:space="preserve"> SEQ Figura \* ARABIC </w:instrText>
+      </w:r>
+      <w:r>
+        <w:fldChar w:fldCharType="separate"/>
+      </w:r>
+      <w:r>
+        <w:rPr>
+          <w:noProof/>
+        </w:rPr>
+        <w:t>8</w:t>
+      </w:r>
+      <w:r>
+        <w:rPr>
+          <w:noProof/>
+        </w:rPr>
+        <w:fldChar w:fldCharType="end"/>
+      </w:r>
       <w:r>
         <w:t xml:space="preserve"> - Mapeamento Observações </w:t>
       </w:r>
@@ -10434,7 +11573,7 @@
       <w:r>
         <w:t>/API</w:t>
       </w:r>
-      <w:bookmarkEnd w:id="64"/>
+      <w:bookmarkEnd w:id="65"/>
     </w:p>
     <w:p>
       <w:r>
@@ -10524,11 +11663,11 @@
       <w:pPr>
         <w:pStyle w:val="Ttulo3"/>
       </w:pPr>
-      <w:bookmarkStart w:id="65" w:name="_Toc233118608"/>
+      <w:bookmarkStart w:id="66" w:name="_Toc233755409"/>
       <w:r>
         <w:t>Previsões Terrestres</w:t>
       </w:r>
-      <w:bookmarkEnd w:id="65"/>
+      <w:bookmarkEnd w:id="66"/>
     </w:p>
     <w:p>
       <w:r>
@@ -10693,18 +11832,31 @@
       <w:pPr>
         <w:pStyle w:val="Legenda"/>
       </w:pPr>
-      <w:bookmarkStart w:id="66" w:name="_Toc233061034"/>
+      <w:bookmarkStart w:id="67" w:name="_Toc233755464"/>
       <w:r>
         <w:t xml:space="preserve">Figura </w:t>
       </w:r>
-      <w:fldSimple w:instr=" SEQ Figura \* ARABIC ">
-        <w:r>
-          <w:rPr>
-            <w:noProof/>
-          </w:rPr>
-          <w:t>9</w:t>
-        </w:r>
-      </w:fldSimple>
+      <w:r>
+        <w:fldChar w:fldCharType="begin"/>
+      </w:r>
+      <w:r>
+        <w:instrText xml:space="preserve"> SEQ Figura \* ARABIC </w:instrText>
+      </w:r>
+      <w:r>
+        <w:fldChar w:fldCharType="separate"/>
+      </w:r>
+      <w:r>
+        <w:rPr>
+          <w:noProof/>
+        </w:rPr>
+        <w:t>9</w:t>
+      </w:r>
+      <w:r>
+        <w:rPr>
+          <w:noProof/>
+        </w:rPr>
+        <w:fldChar w:fldCharType="end"/>
+      </w:r>
       <w:r>
         <w:t xml:space="preserve"> - </w:t>
       </w:r>
@@ -10714,7 +11866,7 @@
       <w:r>
         <w:t>previsões terrestres</w:t>
       </w:r>
-      <w:bookmarkEnd w:id="66"/>
+      <w:bookmarkEnd w:id="67"/>
     </w:p>
     <w:p>
       <w:r>
@@ -10833,18 +11985,31 @@
       <w:pPr>
         <w:pStyle w:val="Legenda"/>
       </w:pPr>
-      <w:bookmarkStart w:id="67" w:name="_Toc233061035"/>
+      <w:bookmarkStart w:id="68" w:name="_Toc233755465"/>
       <w:r>
         <w:t xml:space="preserve">Figura </w:t>
       </w:r>
-      <w:fldSimple w:instr=" SEQ Figura \* ARABIC ">
-        <w:r>
-          <w:rPr>
-            <w:noProof/>
-          </w:rPr>
-          <w:t>10</w:t>
-        </w:r>
-      </w:fldSimple>
+      <w:r>
+        <w:fldChar w:fldCharType="begin"/>
+      </w:r>
+      <w:r>
+        <w:instrText xml:space="preserve"> SEQ Figura \* ARABIC </w:instrText>
+      </w:r>
+      <w:r>
+        <w:fldChar w:fldCharType="separate"/>
+      </w:r>
+      <w:r>
+        <w:rPr>
+          <w:noProof/>
+        </w:rPr>
+        <w:t>10</w:t>
+      </w:r>
+      <w:r>
+        <w:rPr>
+          <w:noProof/>
+        </w:rPr>
+        <w:fldChar w:fldCharType="end"/>
+      </w:r>
       <w:r>
         <w:t xml:space="preserve"> - </w:t>
       </w:r>
@@ -10872,7 +12037,7 @@
       <w:r>
         <w:t>OpenWeather</w:t>
       </w:r>
-      <w:bookmarkEnd w:id="67"/>
+      <w:bookmarkEnd w:id="68"/>
       <w:proofErr w:type="spellEnd"/>
     </w:p>
     <w:p>
@@ -10981,14 +12146,14 @@
       <w:pPr>
         <w:pStyle w:val="Ttulo3"/>
       </w:pPr>
-      <w:bookmarkStart w:id="68" w:name="_Toc233118609"/>
+      <w:bookmarkStart w:id="69" w:name="_Toc233755410"/>
       <w:r>
         <w:t xml:space="preserve">Previsões </w:t>
       </w:r>
       <w:r>
         <w:t>Marítimas</w:t>
       </w:r>
-      <w:bookmarkEnd w:id="68"/>
+      <w:bookmarkEnd w:id="69"/>
     </w:p>
     <w:p>
       <w:r>
@@ -11139,18 +12304,31 @@
       <w:pPr>
         <w:pStyle w:val="Legenda"/>
       </w:pPr>
-      <w:bookmarkStart w:id="69" w:name="_Toc233061036"/>
+      <w:bookmarkStart w:id="70" w:name="_Toc233755466"/>
       <w:r>
         <w:t xml:space="preserve">Figura </w:t>
       </w:r>
-      <w:fldSimple w:instr=" SEQ Figura \* ARABIC ">
-        <w:r>
-          <w:rPr>
-            <w:noProof/>
-          </w:rPr>
-          <w:t>11</w:t>
-        </w:r>
-      </w:fldSimple>
+      <w:r>
+        <w:fldChar w:fldCharType="begin"/>
+      </w:r>
+      <w:r>
+        <w:instrText xml:space="preserve"> SEQ Figura \* ARABIC </w:instrText>
+      </w:r>
+      <w:r>
+        <w:fldChar w:fldCharType="separate"/>
+      </w:r>
+      <w:r>
+        <w:rPr>
+          <w:noProof/>
+        </w:rPr>
+        <w:t>11</w:t>
+      </w:r>
+      <w:r>
+        <w:rPr>
+          <w:noProof/>
+        </w:rPr>
+        <w:fldChar w:fldCharType="end"/>
+      </w:r>
       <w:r>
         <w:t xml:space="preserve"> - </w:t>
       </w:r>
@@ -11160,7 +12338,7 @@
       <w:r>
         <w:t>previsões marítimas</w:t>
       </w:r>
-      <w:bookmarkEnd w:id="69"/>
+      <w:bookmarkEnd w:id="70"/>
     </w:p>
     <w:p>
       <w:r>
@@ -11236,18 +12414,31 @@
       <w:pPr>
         <w:pStyle w:val="Legenda"/>
       </w:pPr>
-      <w:bookmarkStart w:id="70" w:name="_Toc233061037"/>
+      <w:bookmarkStart w:id="71" w:name="_Toc233755467"/>
       <w:r>
         <w:t xml:space="preserve">Figura </w:t>
       </w:r>
-      <w:fldSimple w:instr=" SEQ Figura \* ARABIC ">
-        <w:r>
-          <w:rPr>
-            <w:noProof/>
-          </w:rPr>
-          <w:t>12</w:t>
-        </w:r>
-      </w:fldSimple>
+      <w:r>
+        <w:fldChar w:fldCharType="begin"/>
+      </w:r>
+      <w:r>
+        <w:instrText xml:space="preserve"> SEQ Figura \* ARABIC </w:instrText>
+      </w:r>
+      <w:r>
+        <w:fldChar w:fldCharType="separate"/>
+      </w:r>
+      <w:r>
+        <w:rPr>
+          <w:noProof/>
+        </w:rPr>
+        <w:t>12</w:t>
+      </w:r>
+      <w:r>
+        <w:rPr>
+          <w:noProof/>
+        </w:rPr>
+        <w:fldChar w:fldCharType="end"/>
+      </w:r>
       <w:r>
         <w:t xml:space="preserve"> - </w:t>
       </w:r>
@@ -11276,7 +12467,7 @@
       <w:r>
         <w:t>/IPMA</w:t>
       </w:r>
-      <w:bookmarkEnd w:id="70"/>
+      <w:bookmarkEnd w:id="71"/>
     </w:p>
     <w:p>
       <w:r>
@@ -11375,11 +12566,11 @@
       <w:pPr>
         <w:pStyle w:val="Ttulo2"/>
       </w:pPr>
-      <w:bookmarkStart w:id="71" w:name="_Toc233118610"/>
+      <w:bookmarkStart w:id="72" w:name="_Toc233755411"/>
       <w:r>
         <w:t>Base de dados</w:t>
       </w:r>
-      <w:bookmarkEnd w:id="71"/>
+      <w:bookmarkEnd w:id="72"/>
     </w:p>
     <w:p>
       <w:pPr>
@@ -11440,20 +12631,35 @@
       <w:pPr>
         <w:pStyle w:val="Legenda"/>
       </w:pPr>
+      <w:bookmarkStart w:id="73" w:name="_Toc233755468"/>
       <w:r>
         <w:t xml:space="preserve">Figura </w:t>
       </w:r>
-      <w:fldSimple w:instr=" SEQ Figura \* ARABIC ">
-        <w:r>
-          <w:rPr>
-            <w:noProof/>
-          </w:rPr>
-          <w:t>13</w:t>
-        </w:r>
-      </w:fldSimple>
+      <w:r>
+        <w:fldChar w:fldCharType="begin"/>
+      </w:r>
+      <w:r>
+        <w:instrText xml:space="preserve"> SEQ Figura \* ARABIC </w:instrText>
+      </w:r>
+      <w:r>
+        <w:fldChar w:fldCharType="separate"/>
+      </w:r>
+      <w:r>
+        <w:rPr>
+          <w:noProof/>
+        </w:rPr>
+        <w:t>13</w:t>
+      </w:r>
+      <w:r>
+        <w:rPr>
+          <w:noProof/>
+        </w:rPr>
+        <w:fldChar w:fldCharType="end"/>
+      </w:r>
       <w:r>
         <w:t xml:space="preserve"> - Organização da base de dados</w:t>
       </w:r>
+      <w:bookmarkEnd w:id="73"/>
     </w:p>
     <w:p>
       <w:r>
@@ -11464,11 +12670,11 @@
       <w:pPr>
         <w:pStyle w:val="Ttulo3"/>
       </w:pPr>
-      <w:bookmarkStart w:id="72" w:name="_Toc233118611"/>
+      <w:bookmarkStart w:id="74" w:name="_Toc233755412"/>
       <w:r>
         <w:t>Estrutura da Base de Dados</w:t>
       </w:r>
-      <w:bookmarkEnd w:id="72"/>
+      <w:bookmarkEnd w:id="74"/>
     </w:p>
     <w:p>
       <w:r>
@@ -11618,22 +12824,35 @@
       <w:pPr>
         <w:pStyle w:val="Legenda"/>
       </w:pPr>
-      <w:bookmarkStart w:id="73" w:name="_Toc233061038"/>
+      <w:bookmarkStart w:id="75" w:name="_Toc233755469"/>
       <w:r>
         <w:t xml:space="preserve">Figura </w:t>
       </w:r>
-      <w:fldSimple w:instr=" SEQ Figura \* ARABIC ">
-        <w:r>
-          <w:rPr>
-            <w:noProof/>
-          </w:rPr>
-          <w:t>14</w:t>
-        </w:r>
-      </w:fldSimple>
+      <w:r>
+        <w:fldChar w:fldCharType="begin"/>
+      </w:r>
+      <w:r>
+        <w:instrText xml:space="preserve"> SEQ Figura \* ARABIC </w:instrText>
+      </w:r>
+      <w:r>
+        <w:fldChar w:fldCharType="separate"/>
+      </w:r>
+      <w:r>
+        <w:rPr>
+          <w:noProof/>
+        </w:rPr>
+        <w:t>14</w:t>
+      </w:r>
+      <w:r>
+        <w:rPr>
+          <w:noProof/>
+        </w:rPr>
+        <w:fldChar w:fldCharType="end"/>
+      </w:r>
       <w:r>
         <w:t xml:space="preserve"> - Modelo implementado de base de dados</w:t>
       </w:r>
-      <w:bookmarkEnd w:id="73"/>
+      <w:bookmarkEnd w:id="75"/>
     </w:p>
     <w:p>
       <w:r>
@@ -11857,11 +13076,11 @@
       <w:pPr>
         <w:pStyle w:val="Ttulo3"/>
       </w:pPr>
-      <w:bookmarkStart w:id="74" w:name="_Toc233118612"/>
+      <w:bookmarkStart w:id="76" w:name="_Toc233755413"/>
       <w:r>
         <w:t>Processo de Armazenamento</w:t>
       </w:r>
-      <w:bookmarkEnd w:id="74"/>
+      <w:bookmarkEnd w:id="76"/>
     </w:p>
     <w:p>
       <w:r>
@@ -12078,20 +13297,35 @@
       <w:pPr>
         <w:pStyle w:val="Legenda"/>
       </w:pPr>
+      <w:bookmarkStart w:id="77" w:name="_Toc233755470"/>
       <w:r>
         <w:t xml:space="preserve">Figura </w:t>
       </w:r>
-      <w:fldSimple w:instr=" SEQ Figura \* ARABIC ">
-        <w:r>
-          <w:rPr>
-            <w:noProof/>
-          </w:rPr>
-          <w:t>15</w:t>
-        </w:r>
-      </w:fldSimple>
+      <w:r>
+        <w:fldChar w:fldCharType="begin"/>
+      </w:r>
+      <w:r>
+        <w:instrText xml:space="preserve"> SEQ Figura \* ARABIC </w:instrText>
+      </w:r>
+      <w:r>
+        <w:fldChar w:fldCharType="separate"/>
+      </w:r>
+      <w:r>
+        <w:rPr>
+          <w:noProof/>
+        </w:rPr>
+        <w:t>15</w:t>
+      </w:r>
+      <w:r>
+        <w:rPr>
+          <w:noProof/>
+        </w:rPr>
+        <w:fldChar w:fldCharType="end"/>
+      </w:r>
       <w:r>
         <w:t xml:space="preserve"> - Processo de armazenamento dos dados</w:t>
       </w:r>
+      <w:bookmarkEnd w:id="77"/>
     </w:p>
     <w:p>
       <w:pPr>
@@ -12102,21 +13336,21 @@
       <w:pPr>
         <w:pStyle w:val="Ttulo2"/>
       </w:pPr>
-      <w:bookmarkStart w:id="75" w:name="_Toc233118613"/>
+      <w:bookmarkStart w:id="78" w:name="_Toc233755414"/>
       <w:r>
         <w:t>Endpoints e Disponibilização dos Dados</w:t>
       </w:r>
-      <w:bookmarkEnd w:id="75"/>
+      <w:bookmarkEnd w:id="78"/>
     </w:p>
     <w:p>
       <w:pPr>
         <w:pStyle w:val="Ttulo3"/>
       </w:pPr>
-      <w:bookmarkStart w:id="76" w:name="_Toc233118614"/>
+      <w:bookmarkStart w:id="79" w:name="_Toc233755415"/>
       <w:r>
         <w:t>Endpoints de Observação</w:t>
       </w:r>
-      <w:bookmarkEnd w:id="76"/>
+      <w:bookmarkEnd w:id="79"/>
     </w:p>
     <w:p>
       <w:r>
@@ -12198,20 +13432,43 @@
       <w:pPr>
         <w:pStyle w:val="Legenda"/>
       </w:pPr>
+      <w:bookmarkStart w:id="80" w:name="_Toc233755471"/>
       <w:r>
         <w:t xml:space="preserve">Figura </w:t>
       </w:r>
-      <w:fldSimple w:instr=" SEQ Figura \* ARABIC ">
-        <w:r>
-          <w:rPr>
-            <w:noProof/>
-          </w:rPr>
-          <w:t>16</w:t>
-        </w:r>
-      </w:fldSimple>
-      <w:r>
-        <w:t xml:space="preserve"> - Endpoints implementados para consulta das observações</w:t>
-      </w:r>
+      <w:r>
+        <w:fldChar w:fldCharType="begin"/>
+      </w:r>
+      <w:r>
+        <w:instrText xml:space="preserve"> SEQ Figura \* ARABIC </w:instrText>
+      </w:r>
+      <w:r>
+        <w:fldChar w:fldCharType="separate"/>
+      </w:r>
+      <w:r>
+        <w:rPr>
+          <w:noProof/>
+        </w:rPr>
+        <w:t>16</w:t>
+      </w:r>
+      <w:r>
+        <w:rPr>
+          <w:noProof/>
+        </w:rPr>
+        <w:fldChar w:fldCharType="end"/>
+      </w:r>
+      <w:r>
+        <w:t xml:space="preserve"> - </w:t>
+      </w:r>
+      <w:proofErr w:type="spellStart"/>
+      <w:r>
+        <w:t>Endpoints</w:t>
+      </w:r>
+      <w:proofErr w:type="spellEnd"/>
+      <w:r>
+        <w:t xml:space="preserve"> implementados para consulta das observações</w:t>
+      </w:r>
+      <w:bookmarkEnd w:id="80"/>
     </w:p>
     <w:p>
       <w:r>
@@ -12295,7 +13552,12 @@
       </w:r>
       <w:proofErr w:type="spellEnd"/>
       <w:r>
-        <w:t>), garantindo que todos os valores devolvidos pertencem ao mesmo conjunto de observações. A resposta inclui a estação utilizada, a distância relativamente às coordenadas consultadas, a data, a hora e os parâmetros meteorológicos observados.</w:t>
+        <w:t xml:space="preserve">), garantindo que todos os valores devolvidos pertencem ao mesmo conjunto de observações. </w:t>
+      </w:r>
+    </w:p>
+    <w:p>
+      <w:r>
+        <w:t>A resposta inclui a estação utilizada, a distância relativamente às coordenadas consultadas, a data, a hora e os parâmetros meteorológicos observados.</w:t>
       </w:r>
     </w:p>
     <w:p>
@@ -12343,7 +13605,12 @@
       </w:r>
       <w:proofErr w:type="spellEnd"/>
       <w:r>
-        <w:t xml:space="preserve"> permite consultar o histórico de uma variável meteorológica para um intervalo temporal definido pelo utilizador. A variável selecionada é convertida para o identificador correspondente utilizado na base de dados, sendo depois efetuada a consulta aos registos da localização e do período temporal pretendidos. Após a obtenção dos dados, estes são organizados por hora e por fonte meteorológica, mantendo a respetiva ordem cronológica, o que permite acompanhar a evolução da variável e comparar os valores disponibilizados por cada fonte.</w:t>
+        <w:t xml:space="preserve"> permite consultar o histórico de uma variável meteorológica para um intervalo temporal definido pelo utilizador. A variável selecionada é convertida para o identificador correspondente utilizado na base de dados, sendo depois efetuada a consulta aos registos da localização e do período temporal pretendidos. </w:t>
+      </w:r>
+    </w:p>
+    <w:p>
+      <w:r>
+        <w:t>Após a obtenção dos dados, estes são organizados por hora e por fonte meteorológica, mantendo a respetiva ordem cronológica, o que permite acompanhar a evolução da variável e comparar os valores disponibilizados por cada fonte.</w:t>
       </w:r>
     </w:p>
     <w:p>
@@ -12382,7 +13649,12 @@
         <w:t>/records</w:t>
       </w:r>
       <w:r>
-        <w:t xml:space="preserve"> permite consultar os registos de observações armazenados na base de dados. A consulta disponibiliza mecanismos de paginação, pesquisa por texto e filtragem por variável, sendo adaptada aos parâmetros definidos pelo utilizador. Antes da recuperação dos dados é calculado o número total de registos que cumprem os critérios da consulta, informação utilizada para determinar o número de páginas disponíveis. Os registos da página selecionada são depois apresentados por ordem decrescente de data e hora, incluindo informação sobre a fonte meteorológica, a localização, a variável observada, o respetivo valor, a unidade de medida e as coordenadas associadas ao pedido</w:t>
+        <w:t xml:space="preserve"> permite consultar os registos de observações armazenados na base de dados. A consulta disponibiliza mecanismos de paginação, pesquisa por texto e filtragem por variável, sendo adaptada aos parâmetros definidos pelo utilizador. Antes da recuperação dos dados é calculado o número total de registos que cumprem os critérios da consulta, informação utilizada para determinar o número de páginas disponíveis.</w:t>
+      </w:r>
+    </w:p>
+    <w:p>
+      <w:r>
+        <w:t>Os registos da página selecionada são depois apresentados por ordem decrescente de data e hora, incluindo informação sobre a fonte meteorológica, a localização, a variável observada, o respetivo valor, a unidade de medida e as coordenadas associadas ao pedido</w:t>
       </w:r>
       <w:r>
         <w:t>.</w:t>
@@ -12394,6 +13666,9 @@
         <w:jc w:val="center"/>
       </w:pPr>
       <w:r>
+        <w:rPr>
+          <w:noProof/>
+        </w:rPr>
         <w:drawing>
           <wp:inline distT="0" distB="0" distL="0" distR="0" wp14:anchorId="2F96B5F4" wp14:editId="2EEB4EAC">
             <wp:extent cx="5579745" cy="838200"/>
@@ -12438,14 +13713,27 @@
       <w:r>
         <w:t xml:space="preserve">Tabela </w:t>
       </w:r>
-      <w:fldSimple w:instr=" SEQ Tabela \* ARABIC ">
-        <w:r>
-          <w:rPr>
-            <w:noProof/>
-          </w:rPr>
-          <w:t>1</w:t>
-        </w:r>
-      </w:fldSimple>
+      <w:r>
+        <w:fldChar w:fldCharType="begin"/>
+      </w:r>
+      <w:r>
+        <w:instrText xml:space="preserve"> SEQ Tabela \* ARABIC </w:instrText>
+      </w:r>
+      <w:r>
+        <w:fldChar w:fldCharType="separate"/>
+      </w:r>
+      <w:r>
+        <w:rPr>
+          <w:noProof/>
+        </w:rPr>
+        <w:t>1</w:t>
+      </w:r>
+      <w:r>
+        <w:rPr>
+          <w:noProof/>
+        </w:rPr>
+        <w:fldChar w:fldCharType="end"/>
+      </w:r>
       <w:r>
         <w:t xml:space="preserve"> - </w:t>
       </w:r>
@@ -12457,14 +13745,14 @@
       <w:pPr>
         <w:pStyle w:val="Ttulo3"/>
       </w:pPr>
-      <w:bookmarkStart w:id="77" w:name="_Toc233118615"/>
+      <w:bookmarkStart w:id="81" w:name="_Toc233755416"/>
       <w:r>
         <w:t>Endpoints de Previsões</w:t>
       </w:r>
       <w:r>
         <w:t xml:space="preserve"> Terrestres</w:t>
       </w:r>
-      <w:bookmarkEnd w:id="77"/>
+      <w:bookmarkEnd w:id="81"/>
     </w:p>
     <w:p>
       <w:r>
@@ -12555,26 +13843,46 @@
       <w:pPr>
         <w:pStyle w:val="Legenda"/>
       </w:pPr>
+      <w:bookmarkStart w:id="82" w:name="_Toc233755472"/>
       <w:r>
         <w:t xml:space="preserve">Figura </w:t>
       </w:r>
-      <w:fldSimple w:instr=" SEQ Figura \* ARABIC ">
-        <w:r>
-          <w:rPr>
-            <w:noProof/>
-          </w:rPr>
-          <w:t>17</w:t>
-        </w:r>
-      </w:fldSimple>
+      <w:r>
+        <w:fldChar w:fldCharType="begin"/>
+      </w:r>
+      <w:r>
+        <w:instrText xml:space="preserve"> SEQ Figura \* ARABIC </w:instrText>
+      </w:r>
+      <w:r>
+        <w:fldChar w:fldCharType="separate"/>
+      </w:r>
+      <w:r>
+        <w:rPr>
+          <w:noProof/>
+        </w:rPr>
+        <w:t>17</w:t>
+      </w:r>
+      <w:r>
+        <w:rPr>
+          <w:noProof/>
+        </w:rPr>
+        <w:fldChar w:fldCharType="end"/>
+      </w:r>
       <w:r>
         <w:t xml:space="preserve"> - </w:t>
       </w:r>
-      <w:r>
-        <w:t xml:space="preserve">Endpoints implementados para consulta das </w:t>
+      <w:proofErr w:type="spellStart"/>
+      <w:r>
+        <w:t>Endpoints</w:t>
+      </w:r>
+      <w:proofErr w:type="spellEnd"/>
+      <w:r>
+        <w:t xml:space="preserve"> implementados para consulta das </w:t>
       </w:r>
       <w:r>
         <w:t>previsões terrestres</w:t>
       </w:r>
+      <w:bookmarkEnd w:id="82"/>
     </w:p>
     <w:p>
       <w:pPr>
@@ -12723,7 +14031,15 @@
         <w:t>agregando os parâmetros correspondentes ao mesmo instante de previsão</w:t>
       </w:r>
       <w:r>
-        <w:t>. Entre os diferentes instantes disponíveis, é selecionada a previsão cuja data e hora apresentam a menor diferença relativamente ao momento da consulta. A resposta inclui o modelo utilizado, a data e hora da previsão, a distância relativamente ao ponto consultado e os respetivos parâmetros meteorológicos.</w:t>
+        <w:t xml:space="preserve">. Entre os diferentes instantes disponíveis, é selecionada a previsão cuja data e hora apresentam a menor diferença relativamente ao momento da consulta. </w:t>
+      </w:r>
+    </w:p>
+    <w:p>
+      <w:pPr>
+        <w:jc w:val="left"/>
+      </w:pPr>
+      <w:r>
+        <w:t>A resposta inclui o modelo utilizado, a data e hora da previsão, a distância relativamente ao ponto consultado e os respetivos parâmetros meteorológicos.</w:t>
       </w:r>
     </w:p>
     <w:p>
@@ -12802,19 +14118,32 @@
       </w:r>
       <w:proofErr w:type="spellEnd"/>
       <w:r>
-        <w:t xml:space="preserve">). Em seguida, são considerados apenas os registos cuja data e hora se encontram dentro do intervalo temporal definido pelo utilizador, por exemplo, as próximas 24 horas. Os parâmetros meteorológicos são agrupados por modelo e instante de previsão, </w:t>
-      </w:r>
-      <w:r>
-        <w:t>associando ao mesmo instante todos os parâmetros disponíveis</w:t>
-      </w:r>
-      <w:r>
-        <w:t xml:space="preserve"> </w:t>
+        <w:t xml:space="preserve">). </w:t>
+      </w:r>
+    </w:p>
+    <w:p>
+      <w:pPr>
+        <w:jc w:val="left"/>
+      </w:pPr>
+      <w:r>
+        <w:lastRenderedPageBreak/>
+        <w:t xml:space="preserve">Em seguida, são considerados apenas os registos cuja data e hora se encontram dentro do intervalo temporal definido pelo utilizador, por exemplo, as próximas 24 horas. Os parâmetros meteorológicos são agrupados por modelo e instante de previsão, </w:t>
+      </w:r>
+      <w:r>
+        <w:t xml:space="preserve">associando ao mesmo instante todos os parâmetros disponíveis </w:t>
       </w:r>
       <w:r>
         <w:t xml:space="preserve">a cada momento previsto. </w:t>
       </w:r>
       <w:r>
-        <w:lastRenderedPageBreak/>
+        <w:t>~</w:t>
+      </w:r>
+    </w:p>
+    <w:p>
+      <w:pPr>
+        <w:jc w:val="left"/>
+      </w:pPr>
+      <w:r>
         <w:t>Por fim, as previsões são organizadas cronologicamente para cada modelo disponível da fonte selecionada</w:t>
       </w:r>
       <w:r>
@@ -12888,7 +14217,15 @@
         <w:t xml:space="preserve"> </w:t>
       </w:r>
       <w:r>
-        <w:t xml:space="preserve">permite consultar o histórico de uma determinada variável ao longo de um intervalo temporal. A variável selecionada é convertida para o respetivo identificador interno utilizado na base de dados, sendo depois efetuada uma consulta aos registos correspondentes à localização e ao período temporal definidos. Os registos obtidos são agrupados por instante temporal e, para cada instante, organizados por fonte e modelo meteorológico, permitindo comparar a evolução da variável entre o IPMA, o </w:t>
+        <w:t xml:space="preserve">permite consultar o histórico de uma determinada variável ao longo de um intervalo temporal. A variável selecionada é convertida para o respetivo identificador interno utilizado na base de dados, sendo depois efetuada uma consulta aos registos correspondentes à localização e ao período temporal definidos. </w:t>
+      </w:r>
+    </w:p>
+    <w:p>
+      <w:pPr>
+        <w:jc w:val="left"/>
+      </w:pPr>
+      <w:r>
+        <w:t xml:space="preserve">Os registos obtidos são agrupados por instante temporal e, para cada instante, organizados por fonte e modelo meteorológico, permitindo comparar a evolução da variável entre o IPMA, o </w:t>
       </w:r>
       <w:proofErr w:type="spellStart"/>
       <w:r>
@@ -12972,7 +14309,23 @@
         <w:t xml:space="preserve"> </w:t>
       </w:r>
       <w:r>
-        <w:t xml:space="preserve">permite consultar os registos de previsões terrestres armazenados na base de dados. A consulta suporta paginação, pesquisa por texto e filtragem por variável, sendo construída dinamicamente de acordo com os parâmetros definidos pelo utilizador. Inicialmente é determinado o número total de registos que satisfazem os critérios da consulta, permitindo calcular o número de páginas disponíveis. Em seguida, são obtidos apenas os registos correspondentes à página pretendida, ordenados por data e hora da recolha de forma decrescente. Para cada registo são disponibilizadas informações relativas à data e hora do pedido efetuado às </w:t>
+        <w:t xml:space="preserve">permite consultar os registos de previsões terrestres armazenados na base de dados. A consulta suporta paginação, pesquisa por texto e filtragem por variável, sendo construída dinamicamente de acordo com os parâmetros definidos pelo utilizador. </w:t>
+      </w:r>
+    </w:p>
+    <w:p>
+      <w:pPr>
+        <w:jc w:val="left"/>
+      </w:pPr>
+      <w:r>
+        <w:t xml:space="preserve">Inicialmente é determinado o número total de registos que satisfazem os critérios da consulta, permitindo calcular o número de páginas disponíveis. Em seguida, são obtidos apenas os registos correspondentes à página pretendida, ordenados por data e hora da recolha de forma decrescente. </w:t>
+      </w:r>
+    </w:p>
+    <w:p>
+      <w:pPr>
+        <w:jc w:val="left"/>
+      </w:pPr>
+      <w:r>
+        <w:t xml:space="preserve">Para cada registo são disponibilizadas informações relativas à data e hora do pedido efetuado às </w:t>
       </w:r>
       <w:proofErr w:type="spellStart"/>
       <w:r>
@@ -12992,6 +14345,10 @@
         <w:jc w:val="left"/>
       </w:pPr>
       <w:r>
+        <w:rPr>
+          <w:noProof/>
+        </w:rPr>
+        <w:lastRenderedPageBreak/>
         <w:drawing>
           <wp:inline distT="0" distB="0" distL="0" distR="0" wp14:anchorId="402BF02A" wp14:editId="0B3C94E8">
             <wp:extent cx="5579745" cy="1242695"/>
@@ -13036,14 +14393,27 @@
       <w:r>
         <w:t xml:space="preserve">Tabela </w:t>
       </w:r>
-      <w:fldSimple w:instr=" SEQ Tabela \* ARABIC ">
-        <w:r>
-          <w:rPr>
-            <w:noProof/>
-          </w:rPr>
-          <w:t>2</w:t>
-        </w:r>
-      </w:fldSimple>
+      <w:r>
+        <w:fldChar w:fldCharType="begin"/>
+      </w:r>
+      <w:r>
+        <w:instrText xml:space="preserve"> SEQ Tabela \* ARABIC </w:instrText>
+      </w:r>
+      <w:r>
+        <w:fldChar w:fldCharType="separate"/>
+      </w:r>
+      <w:r>
+        <w:rPr>
+          <w:noProof/>
+        </w:rPr>
+        <w:t>2</w:t>
+      </w:r>
+      <w:r>
+        <w:rPr>
+          <w:noProof/>
+        </w:rPr>
+        <w:fldChar w:fldCharType="end"/>
+      </w:r>
       <w:r>
         <w:t xml:space="preserve"> - </w:t>
       </w:r>
@@ -13058,7 +14428,7 @@
       <w:pPr>
         <w:pStyle w:val="Ttulo3"/>
       </w:pPr>
-      <w:bookmarkStart w:id="78" w:name="_Toc233118616"/>
+      <w:bookmarkStart w:id="83" w:name="_Toc233755417"/>
       <w:proofErr w:type="spellStart"/>
       <w:r>
         <w:t>Endpoints</w:t>
@@ -13067,7 +14437,7 @@
       <w:r>
         <w:t xml:space="preserve"> de Previsões Marítimas</w:t>
       </w:r>
-      <w:bookmarkEnd w:id="78"/>
+      <w:bookmarkEnd w:id="83"/>
     </w:p>
     <w:p>
       <w:r>
@@ -13102,7 +14472,6 @@
         <w:rPr>
           <w:noProof/>
         </w:rPr>
-        <w:lastRenderedPageBreak/>
         <w:drawing>
           <wp:inline distT="0" distB="0" distL="0" distR="0" wp14:anchorId="7C821C2E" wp14:editId="2CF3736B">
             <wp:extent cx="3446060" cy="1218804"/>
@@ -13144,17 +14513,31 @@
       <w:pPr>
         <w:pStyle w:val="Legenda"/>
       </w:pPr>
+      <w:bookmarkStart w:id="84" w:name="_Toc233755473"/>
       <w:r>
         <w:t xml:space="preserve">Figura </w:t>
       </w:r>
-      <w:fldSimple w:instr=" SEQ Figura \* ARABIC ">
-        <w:r>
-          <w:rPr>
-            <w:noProof/>
-          </w:rPr>
-          <w:t>18</w:t>
-        </w:r>
-      </w:fldSimple>
+      <w:r>
+        <w:fldChar w:fldCharType="begin"/>
+      </w:r>
+      <w:r>
+        <w:instrText xml:space="preserve"> SEQ Figura \* ARABIC </w:instrText>
+      </w:r>
+      <w:r>
+        <w:fldChar w:fldCharType="separate"/>
+      </w:r>
+      <w:r>
+        <w:rPr>
+          <w:noProof/>
+        </w:rPr>
+        <w:t>18</w:t>
+      </w:r>
+      <w:r>
+        <w:rPr>
+          <w:noProof/>
+        </w:rPr>
+        <w:fldChar w:fldCharType="end"/>
+      </w:r>
       <w:r>
         <w:t xml:space="preserve"> - </w:t>
       </w:r>
@@ -13166,6 +14549,7 @@
       <w:r>
         <w:t xml:space="preserve"> implementados para consulta das previsões marítimas</w:t>
       </w:r>
+      <w:bookmarkEnd w:id="84"/>
     </w:p>
     <w:p>
       <w:r>
@@ -13283,7 +14667,11 @@
         <w:t>concentrando num único registo os parâmetros do mesmo instante</w:t>
       </w:r>
       <w:r>
-        <w:t>. Entre os diferentes instantes disponíveis, é selecionada a previsão cuja data e hora apresentam a menor diferença relativamente ao momento da consulta. A resposta inclui a fonte utilizada, a data e hora da previsão, a localização considerada e os respetivos parâmetros marítimos.</w:t>
+        <w:t xml:space="preserve">. Entre os diferentes instantes disponíveis, é selecionada a previsão cuja data e hora </w:t>
+      </w:r>
+      <w:r>
+        <w:lastRenderedPageBreak/>
+        <w:t>apresentam a menor diferença relativamente ao momento da consulta. A resposta inclui a fonte utilizada, a data e hora da previsão, a localização considerada e os respetivos parâmetros marítimos.</w:t>
       </w:r>
     </w:p>
     <w:p>
@@ -13349,17 +14737,15 @@
       </w:r>
       <w:proofErr w:type="spellEnd"/>
       <w:r>
-        <w:t xml:space="preserve">). </w:t>
-      </w:r>
+        <w:t>).</w:t>
+      </w:r>
+    </w:p>
+    <w:p>
       <w:r>
         <w:t>Em seguida, são selecionados apenas os registos pertencentes ao intervalo temporal solicitado</w:t>
       </w:r>
       <w:r>
-        <w:t xml:space="preserve">. Os parâmetros marítimos são agrupados por instante de previsão, reunindo num único conjunto toda a informação correspondente a cada momento previsto. Por fim, os </w:t>
-      </w:r>
-      <w:r>
-        <w:lastRenderedPageBreak/>
-        <w:t>resultados são organizados cronologicamente e devolvidos para a fonte meteorológica selecionada</w:t>
+        <w:t>. Os parâmetros marítimos são agrupados por instante de previsão, reunindo num único conjunto toda a informação correspondente a cada momento previsto. Por fim, os resultados são organizados cronologicamente e devolvidos para a fonte meteorológica selecionada</w:t>
       </w:r>
       <w:r>
         <w:t>.</w:t>
@@ -13413,13 +14799,15 @@
         <w:t xml:space="preserve"> </w:t>
       </w:r>
       <w:r>
-        <w:t xml:space="preserve">permite consultar o histórico de uma variável marítima ao longo de um intervalo temporal. A variável selecionada é convertida para o respetivo identificador interno utilizado na base de dados, sendo depois efetuada uma consulta aos registos correspondentes à localização e ao período temporal definidos. Os registos obtidos são agrupados por instante temporal e, para cada instante, organizados por fonte meteorológica, </w:t>
-      </w:r>
-      <w:r>
-        <w:t xml:space="preserve">facilitando a comparação </w:t>
-      </w:r>
-      <w:r>
-        <w:t xml:space="preserve">entre </w:t>
+        <w:t xml:space="preserve">permite consultar o histórico de uma variável marítima ao longo de um intervalo temporal. A variável selecionada é convertida para o respetivo identificador interno utilizado na base de dados, sendo depois efetuada uma consulta aos registos correspondentes à localização e ao período temporal definidos. </w:t>
+      </w:r>
+    </w:p>
+    <w:p>
+      <w:r>
+        <w:t xml:space="preserve">Os registos obtidos são agrupados por instante temporal e, para cada instante, organizados por fonte meteorológica, </w:t>
+      </w:r>
+      <w:r>
+        <w:t xml:space="preserve">facilitando a comparação entre </w:t>
       </w:r>
       <w:r>
         <w:t>a</w:t>
@@ -13483,7 +14871,20 @@
         <w:t xml:space="preserve"> </w:t>
       </w:r>
       <w:r>
-        <w:t xml:space="preserve">permite consultar os registos de previsões marítimas armazenados na base de dados. A consulta disponibiliza paginação, pesquisa por texto e filtragem por variável, sendo construída de acordo com os parâmetros definidos pelo utilizador. Antes de devolver os registos, é calculado o número total de resultados que satisfazem os critérios da consulta, permitindo determinar o número de páginas disponíveis. São depois obtidos apenas os registos da página pretendida, ordenados por data e hora da recolha de forma decrescente. Para cada registo são disponibilizadas a data e hora do pedido efetuado às </w:t>
+        <w:t xml:space="preserve">permite consultar os registos de previsões marítimas armazenados na base de dados. A consulta disponibiliza paginação, pesquisa por texto e filtragem por variável, sendo construída de acordo com os parâmetros definidos pelo utilizador. </w:t>
+      </w:r>
+    </w:p>
+    <w:p>
+      <w:pPr>
+        <w:ind w:firstLine="0"/>
+      </w:pPr>
+      <w:r>
+        <w:t xml:space="preserve">Antes de devolver os registos, é calculado o número total de resultados que satisfazem os critérios da consulta, permitindo determinar o número de páginas disponíveis. São depois obtidos apenas os registos da página pretendida, ordenados por data e hora da recolha de forma decrescente. </w:t>
+      </w:r>
+    </w:p>
+    <w:p>
+      <w:r>
+        <w:t xml:space="preserve">Para cada registo são disponibilizadas a data e hora do pedido efetuado às </w:t>
       </w:r>
       <w:proofErr w:type="spellStart"/>
       <w:r>
@@ -13491,7 +14892,17 @@
       </w:r>
       <w:proofErr w:type="spellEnd"/>
       <w:r>
-        <w:t>, a data e hora da previsão, a fonte e modelo meteorológico, a variável marítima, o respetivo valor, a unidade de medida e as coordenadas associadas ao pedido</w:t>
+        <w:t>, a data e hora da previsão, a fonte e modelo meteorológico, a variável marítima, o</w:t>
+      </w:r>
+      <w:r>
+        <w:t xml:space="preserve"> </w:t>
+      </w:r>
+      <w:r>
+        <w:t xml:space="preserve">respetivo valor, </w:t>
+      </w:r>
+      <w:r>
+        <w:lastRenderedPageBreak/>
+        <w:t>a unidade de medida e as coordenadas associadas ao pedido</w:t>
       </w:r>
       <w:r>
         <w:t>.</w:t>
@@ -13500,6 +14911,9 @@
         <w:t xml:space="preserve"> </w:t>
       </w:r>
       <w:r>
+        <w:rPr>
+          <w:noProof/>
+        </w:rPr>
         <w:drawing>
           <wp:inline distT="0" distB="0" distL="0" distR="0" wp14:anchorId="78E91B19" wp14:editId="4BE7E4EC">
             <wp:extent cx="5579745" cy="1351915"/>
@@ -13544,14 +14958,27 @@
       <w:r>
         <w:t xml:space="preserve">Tabela </w:t>
       </w:r>
-      <w:fldSimple w:instr=" SEQ Tabela \* ARABIC ">
-        <w:r>
-          <w:rPr>
-            <w:noProof/>
-          </w:rPr>
-          <w:t>3</w:t>
-        </w:r>
-      </w:fldSimple>
+      <w:r>
+        <w:fldChar w:fldCharType="begin"/>
+      </w:r>
+      <w:r>
+        <w:instrText xml:space="preserve"> SEQ Tabela \* ARABIC </w:instrText>
+      </w:r>
+      <w:r>
+        <w:fldChar w:fldCharType="separate"/>
+      </w:r>
+      <w:r>
+        <w:rPr>
+          <w:noProof/>
+        </w:rPr>
+        <w:t>3</w:t>
+      </w:r>
+      <w:r>
+        <w:rPr>
+          <w:noProof/>
+        </w:rPr>
+        <w:fldChar w:fldCharType="end"/>
+      </w:r>
       <w:r>
         <w:t xml:space="preserve"> - </w:t>
       </w:r>
@@ -13567,12 +14994,1055 @@
         <w:t>marítimas</w:t>
       </w:r>
     </w:p>
+    <w:p>
+      <w:pPr>
+        <w:pStyle w:val="Ttulo2"/>
+      </w:pPr>
+      <w:bookmarkStart w:id="85" w:name="_Toc233755418"/>
+      <w:proofErr w:type="spellStart"/>
+      <w:r>
+        <w:t>Frontend</w:t>
+      </w:r>
+      <w:bookmarkEnd w:id="85"/>
+      <w:proofErr w:type="spellEnd"/>
+    </w:p>
+    <w:p>
+      <w:pPr>
+        <w:pStyle w:val="Ttulo3"/>
+      </w:pPr>
+      <w:bookmarkStart w:id="86" w:name="_Toc233755419"/>
+      <w:r>
+        <w:t>Mapa Interativo</w:t>
+      </w:r>
+      <w:bookmarkEnd w:id="86"/>
+    </w:p>
+    <w:p>
+      <w:r>
+        <w:t xml:space="preserve">O mapa interativo está presente nas páginas de observações, previsões terrestres e previsões marítimas. O seu funcionamento é o mesmo em todos os módulos, variando apenas as localizações disponíveis e a informação apresentada </w:t>
+      </w:r>
+      <w:r>
+        <w:t>a</w:t>
+      </w:r>
+      <w:r>
+        <w:t>pós a seleção de um ponto</w:t>
+      </w:r>
+      <w:r>
+        <w:t>.</w:t>
+      </w:r>
+    </w:p>
+    <w:p>
+      <w:r>
+        <w:t xml:space="preserve">O mapa foi implementado com recurso à biblioteca </w:t>
+      </w:r>
+      <w:proofErr w:type="spellStart"/>
+      <w:r>
+        <w:t>Leaflet</w:t>
+      </w:r>
+      <w:proofErr w:type="spellEnd"/>
+      <w:r>
+        <w:t>. Durante o carregamento da página é criada a instância do mapa e são adicionadas duas camadas cartográficas: uma imagem de satélite e uma camada de referência com o nome das localidades. Esta combinação facilita a identificação dos diferentes pontos apresentados no mapa</w:t>
+      </w:r>
+      <w:r>
+        <w:t>.</w:t>
+      </w:r>
+    </w:p>
+    <w:p>
+      <w:r>
+        <w:t>As localizações encontram-se definidas diretamente no código JavaScript, através de uma estrutura que associa o nome de cada ponto às respetivas coordenadas geográficas. Durante o carregamento da página essa estrutura</w:t>
+      </w:r>
+      <w:r>
+        <w:t>,</w:t>
+      </w:r>
+      <w:r>
+        <w:t xml:space="preserve"> é percorrida para criar automaticamente todos os marcadores.</w:t>
+      </w:r>
+    </w:p>
+    <w:p>
+      <w:r>
+        <w:t xml:space="preserve">Depois de selecionado um marcador, a latitude e a longitude da localização escolhida passam a ser utilizadas nos pedidos enviados ao </w:t>
+      </w:r>
+      <w:proofErr w:type="spellStart"/>
+      <w:r>
+        <w:t>backend</w:t>
+      </w:r>
+      <w:proofErr w:type="spellEnd"/>
+      <w:r>
+        <w:t xml:space="preserve">. O marcador correspondente muda de azul para roxo, permitindo identificar a localização atualmente selecionada. Em seguida, são efetuadas novas consultas aos diferentes </w:t>
+      </w:r>
+      <w:proofErr w:type="spellStart"/>
+      <w:r>
+        <w:t>endpoints</w:t>
+      </w:r>
+      <w:proofErr w:type="spellEnd"/>
+      <w:r>
+        <w:t xml:space="preserve"> e a informação apresentada na interface é atualizada.</w:t>
+      </w:r>
+    </w:p>
+    <w:p>
+      <w:r>
+        <w:t xml:space="preserve">A mesma lógica foi utilizada nas três páginas da aplicação. Entre os diferentes módulos apenas muda o conjunto de localizações apresentado e os </w:t>
+      </w:r>
+      <w:proofErr w:type="spellStart"/>
+      <w:r>
+        <w:t>endpoints</w:t>
+      </w:r>
+      <w:proofErr w:type="spellEnd"/>
+      <w:r>
+        <w:t xml:space="preserve"> utilizados para obter a informação, evitando a duplicação de código.</w:t>
+      </w:r>
+    </w:p>
+    <w:p>
+      <w:pPr>
+        <w:keepNext/>
+        <w:jc w:val="center"/>
+      </w:pPr>
+      <w:r>
+        <w:lastRenderedPageBreak/>
+        <w:drawing>
+          <wp:inline distT="0" distB="0" distL="0" distR="0" wp14:anchorId="124043D7" wp14:editId="10080AD7">
+            <wp:extent cx="3747213" cy="2572345"/>
+            <wp:effectExtent l="0" t="0" r="5715" b="0"/>
+            <wp:docPr id="540233814" name="Imagem 1"/>
+            <wp:cNvGraphicFramePr>
+              <a:graphicFrameLocks xmlns:a="http://schemas.openxmlformats.org/drawingml/2006/main" noChangeAspect="1"/>
+            </wp:cNvGraphicFramePr>
+            <a:graphic xmlns:a="http://schemas.openxmlformats.org/drawingml/2006/main">
+              <a:graphicData uri="http://schemas.openxmlformats.org/drawingml/2006/picture">
+                <pic:pic xmlns:pic="http://schemas.openxmlformats.org/drawingml/2006/picture">
+                  <pic:nvPicPr>
+                    <pic:cNvPr id="540233814" name=""/>
+                    <pic:cNvPicPr/>
+                  </pic:nvPicPr>
+                  <pic:blipFill>
+                    <a:blip r:embed="rId33"/>
+                    <a:stretch>
+                      <a:fillRect/>
+                    </a:stretch>
+                  </pic:blipFill>
+                  <pic:spPr>
+                    <a:xfrm>
+                      <a:off x="0" y="0"/>
+                      <a:ext cx="3756840" cy="2578954"/>
+                    </a:xfrm>
+                    <a:prstGeom prst="rect">
+                      <a:avLst/>
+                    </a:prstGeom>
+                  </pic:spPr>
+                </pic:pic>
+              </a:graphicData>
+            </a:graphic>
+          </wp:inline>
+        </w:drawing>
+      </w:r>
+    </w:p>
+    <w:p>
+      <w:pPr>
+        <w:pStyle w:val="Legenda"/>
+      </w:pPr>
+      <w:bookmarkStart w:id="87" w:name="_Toc233755474"/>
+      <w:r>
+        <w:t xml:space="preserve">Figura </w:t>
+      </w:r>
+      <w:r>
+        <w:fldChar w:fldCharType="begin"/>
+      </w:r>
+      <w:r>
+        <w:instrText xml:space="preserve"> SEQ Figura \* ARABIC </w:instrText>
+      </w:r>
+      <w:r>
+        <w:fldChar w:fldCharType="separate"/>
+      </w:r>
+      <w:r>
+        <w:rPr>
+          <w:noProof/>
+        </w:rPr>
+        <w:t>19</w:t>
+      </w:r>
+      <w:r>
+        <w:fldChar w:fldCharType="end"/>
+      </w:r>
+      <w:r>
+        <w:t xml:space="preserve"> - Mapa interativo</w:t>
+      </w:r>
+      <w:bookmarkEnd w:id="87"/>
+    </w:p>
+    <w:p>
+      <w:pPr>
+        <w:pStyle w:val="Ttulo3"/>
+      </w:pPr>
+      <w:bookmarkStart w:id="88" w:name="_Toc233755420"/>
+      <w:r>
+        <w:t>Observações Meteorológicas</w:t>
+      </w:r>
+      <w:bookmarkEnd w:id="88"/>
+    </w:p>
+    <w:p>
+      <w:r>
+        <w:t>A interface das observações meteorológicas foi organizada em diferentes blocos distribuídos ao longo da página. Esta organização permitiu apresentar simultaneamente as observações atuais, a comparação entre fontes, as análises efetuadas, o histórico e a tabela de registos, evitando concentrar toda a informação num único paine</w:t>
+      </w:r>
+      <w:r>
+        <w:t>l.</w:t>
+      </w:r>
+    </w:p>
+    <w:p>
+      <w:r>
+        <w:t>Os diferentes componentes da interface encontram-se previamente definidos em HTML</w:t>
+      </w:r>
+      <w:r>
+        <w:t xml:space="preserve">. </w:t>
+      </w:r>
+      <w:r>
+        <w:t>Sempre que uma nova localização é selecionada</w:t>
+      </w:r>
+      <w:r>
+        <w:t xml:space="preserve"> no mapa, o JavaScript executa pedidos aos </w:t>
+      </w:r>
+      <w:proofErr w:type="spellStart"/>
+      <w:r>
+        <w:t>endpoints</w:t>
+      </w:r>
+      <w:proofErr w:type="spellEnd"/>
+      <w:r>
+        <w:t xml:space="preserve"> das observações atuais, histórico e registos.</w:t>
+      </w:r>
+      <w:r>
+        <w:t xml:space="preserve"> </w:t>
+      </w:r>
+      <w:r>
+        <w:t xml:space="preserve">Para evitar que cada pedido fosse executado individualmente, foi utilizada a função </w:t>
+      </w:r>
+      <w:proofErr w:type="spellStart"/>
+      <w:proofErr w:type="gramStart"/>
+      <w:r>
+        <w:t>Promise.all</w:t>
+      </w:r>
+      <w:proofErr w:type="spellEnd"/>
+      <w:r>
+        <w:t>(</w:t>
+      </w:r>
+      <w:proofErr w:type="gramEnd"/>
+      <w:r>
+        <w:t xml:space="preserve">). Desta forma, as consultas ao </w:t>
+      </w:r>
+      <w:proofErr w:type="spellStart"/>
+      <w:r>
+        <w:t>backend</w:t>
+      </w:r>
+      <w:proofErr w:type="spellEnd"/>
+      <w:r>
+        <w:t xml:space="preserve"> são iniciadas em simultâneo e a interface é atualizada apenas depois de todas as respostas serem recebidas</w:t>
+      </w:r>
+      <w:r>
+        <w:t>.</w:t>
+      </w:r>
+    </w:p>
+    <w:p>
+      <w:r>
+        <w:t xml:space="preserve">Após a receção das respostas, </w:t>
+      </w:r>
+      <w:r>
+        <w:t xml:space="preserve">a informação recebida é processada e </w:t>
+      </w:r>
+      <w:r>
+        <w:t>distribuída pelos diferentes blocos da interface</w:t>
+      </w:r>
+      <w:r>
+        <w:t xml:space="preserve"> </w:t>
+      </w:r>
+      <w:r>
+        <w:t>da interface</w:t>
+      </w:r>
+      <w:r>
+        <w:t>. Em vez de recriar os elementos da página, apenas são atualizados os respetivos conteúdos, como valores, unidades de medida, distância à estação meteorológica e hora da observação</w:t>
+      </w:r>
+      <w:r>
+        <w:t xml:space="preserve">. </w:t>
+      </w:r>
+      <w:r>
+        <w:t xml:space="preserve">Para simplificar a atualização da interface foi utilizada a função </w:t>
+      </w:r>
+      <w:proofErr w:type="spellStart"/>
+      <w:proofErr w:type="gramStart"/>
+      <w:r>
+        <w:t>setText</w:t>
+      </w:r>
+      <w:proofErr w:type="spellEnd"/>
+      <w:r>
+        <w:t>(</w:t>
+      </w:r>
+      <w:proofErr w:type="gramEnd"/>
+      <w:r>
+        <w:t>), responsável pelo preenchimento dos diferentes elementos da página</w:t>
+      </w:r>
+      <w:r>
+        <w:t>.</w:t>
+      </w:r>
+      <w:r>
+        <w:t xml:space="preserve"> </w:t>
+      </w:r>
+    </w:p>
+    <w:p>
+      <w:r>
+        <w:t xml:space="preserve">Depois de carregadas as observações atuais, a função </w:t>
+      </w:r>
+      <w:proofErr w:type="spellStart"/>
+      <w:proofErr w:type="gramStart"/>
+      <w:r>
+        <w:t>updateCurrentObservationsUI</w:t>
+      </w:r>
+      <w:proofErr w:type="spellEnd"/>
+      <w:r>
+        <w:t>(</w:t>
+      </w:r>
+      <w:proofErr w:type="gramEnd"/>
+      <w:r>
+        <w:t xml:space="preserve">) coordena a atualização da interface. A partir da informação recebida são chamadas funções responsáveis pela atualização dos cartões das diferentes fontes, da comparação entre </w:t>
+      </w:r>
+      <w:r>
+        <w:lastRenderedPageBreak/>
+        <w:t>observações e das análises operacionais. Esta organização permitiu separar a lógica de atualização dos diferentes componentes, facilitando a manutenção e futuras alterações ao código</w:t>
+      </w:r>
+      <w:r>
+        <w:t>.</w:t>
+      </w:r>
+    </w:p>
+    <w:p>
+      <w:pPr>
+        <w:keepNext/>
+        <w:ind w:firstLine="0"/>
+        <w:jc w:val="center"/>
+      </w:pPr>
+      <w:r>
+        <w:drawing>
+          <wp:inline distT="0" distB="0" distL="0" distR="0" wp14:anchorId="1457BA75" wp14:editId="0498D82D">
+            <wp:extent cx="4959178" cy="2319024"/>
+            <wp:effectExtent l="0" t="0" r="0" b="5080"/>
+            <wp:docPr id="1674069853" name="Imagem 1"/>
+            <wp:cNvGraphicFramePr>
+              <a:graphicFrameLocks xmlns:a="http://schemas.openxmlformats.org/drawingml/2006/main" noChangeAspect="1"/>
+            </wp:cNvGraphicFramePr>
+            <a:graphic xmlns:a="http://schemas.openxmlformats.org/drawingml/2006/main">
+              <a:graphicData uri="http://schemas.openxmlformats.org/drawingml/2006/picture">
+                <pic:pic xmlns:pic="http://schemas.openxmlformats.org/drawingml/2006/picture">
+                  <pic:nvPicPr>
+                    <pic:cNvPr id="1674069853" name="Imagem 1"/>
+                    <pic:cNvPicPr/>
+                  </pic:nvPicPr>
+                  <pic:blipFill>
+                    <a:blip r:embed="rId34"/>
+                    <a:stretch>
+                      <a:fillRect/>
+                    </a:stretch>
+                  </pic:blipFill>
+                  <pic:spPr>
+                    <a:xfrm>
+                      <a:off x="0" y="0"/>
+                      <a:ext cx="4959178" cy="2319024"/>
+                    </a:xfrm>
+                    <a:prstGeom prst="rect">
+                      <a:avLst/>
+                    </a:prstGeom>
+                  </pic:spPr>
+                </pic:pic>
+              </a:graphicData>
+            </a:graphic>
+          </wp:inline>
+        </w:drawing>
+      </w:r>
+    </w:p>
+    <w:p>
+      <w:pPr>
+        <w:pStyle w:val="Legenda"/>
+      </w:pPr>
+      <w:bookmarkStart w:id="89" w:name="_Toc233755475"/>
+      <w:r>
+        <w:t xml:space="preserve">Figura </w:t>
+      </w:r>
+      <w:r>
+        <w:fldChar w:fldCharType="begin"/>
+      </w:r>
+      <w:r>
+        <w:instrText xml:space="preserve"> SEQ Figura \* ARABIC </w:instrText>
+      </w:r>
+      <w:r>
+        <w:fldChar w:fldCharType="separate"/>
+      </w:r>
+      <w:r>
+        <w:rPr>
+          <w:noProof/>
+        </w:rPr>
+        <w:t>20</w:t>
+      </w:r>
+      <w:r>
+        <w:fldChar w:fldCharType="end"/>
+      </w:r>
+      <w:r>
+        <w:t xml:space="preserve"> - </w:t>
+      </w:r>
+      <w:r>
+        <w:t>Interface das observações meteorológicas</w:t>
+      </w:r>
+      <w:bookmarkEnd w:id="89"/>
+    </w:p>
+    <w:p>
+      <w:pPr>
+        <w:keepNext/>
+      </w:pPr>
+      <w:r>
+        <w:drawing>
+          <wp:inline distT="0" distB="0" distL="0" distR="0" wp14:anchorId="41728402" wp14:editId="613F0609">
+            <wp:extent cx="5227092" cy="2444306"/>
+            <wp:effectExtent l="0" t="0" r="0" b="0"/>
+            <wp:docPr id="1159681452" name="Imagem 1"/>
+            <wp:cNvGraphicFramePr>
+              <a:graphicFrameLocks xmlns:a="http://schemas.openxmlformats.org/drawingml/2006/main" noChangeAspect="1"/>
+            </wp:cNvGraphicFramePr>
+            <a:graphic xmlns:a="http://schemas.openxmlformats.org/drawingml/2006/main">
+              <a:graphicData uri="http://schemas.openxmlformats.org/drawingml/2006/picture">
+                <pic:pic xmlns:pic="http://schemas.openxmlformats.org/drawingml/2006/picture">
+                  <pic:nvPicPr>
+                    <pic:cNvPr id="1159681452" name=""/>
+                    <pic:cNvPicPr/>
+                  </pic:nvPicPr>
+                  <pic:blipFill>
+                    <a:blip r:embed="rId35"/>
+                    <a:stretch>
+                      <a:fillRect/>
+                    </a:stretch>
+                  </pic:blipFill>
+                  <pic:spPr>
+                    <a:xfrm>
+                      <a:off x="0" y="0"/>
+                      <a:ext cx="5227092" cy="2444306"/>
+                    </a:xfrm>
+                    <a:prstGeom prst="rect">
+                      <a:avLst/>
+                    </a:prstGeom>
+                  </pic:spPr>
+                </pic:pic>
+              </a:graphicData>
+            </a:graphic>
+          </wp:inline>
+        </w:drawing>
+      </w:r>
+    </w:p>
+    <w:p>
+      <w:pPr>
+        <w:pStyle w:val="Legenda"/>
+      </w:pPr>
+      <w:bookmarkStart w:id="90" w:name="_Toc233755476"/>
+      <w:r>
+        <w:t xml:space="preserve">Figura </w:t>
+      </w:r>
+      <w:r>
+        <w:fldChar w:fldCharType="begin"/>
+      </w:r>
+      <w:r>
+        <w:instrText xml:space="preserve"> SEQ Figura \* ARABIC </w:instrText>
+      </w:r>
+      <w:r>
+        <w:fldChar w:fldCharType="separate"/>
+      </w:r>
+      <w:r>
+        <w:rPr>
+          <w:noProof/>
+        </w:rPr>
+        <w:t>21</w:t>
+      </w:r>
+      <w:r>
+        <w:fldChar w:fldCharType="end"/>
+      </w:r>
+      <w:r>
+        <w:t xml:space="preserve"> - </w:t>
+      </w:r>
+      <w:r>
+        <w:t>Análise operacional e histórico das observações</w:t>
+      </w:r>
+      <w:bookmarkEnd w:id="90"/>
+    </w:p>
+    <w:p>
+      <w:pPr>
+        <w:ind w:firstLine="0"/>
+      </w:pPr>
+    </w:p>
+    <w:p>
+      <w:pPr>
+        <w:ind w:firstLine="0"/>
+      </w:pPr>
+    </w:p>
+    <w:p>
+      <w:pPr>
+        <w:ind w:firstLine="0"/>
+      </w:pPr>
+    </w:p>
+    <w:p>
+      <w:pPr>
+        <w:keepNext/>
+        <w:ind w:firstLine="0"/>
+        <w:jc w:val="center"/>
+      </w:pPr>
+      <w:r>
+        <w:lastRenderedPageBreak/>
+        <w:drawing>
+          <wp:inline distT="0" distB="0" distL="0" distR="0" wp14:anchorId="6CAE7CCD" wp14:editId="1AFF3FE1">
+            <wp:extent cx="5579745" cy="2223789"/>
+            <wp:effectExtent l="0" t="0" r="1905" b="5080"/>
+            <wp:docPr id="2122894452" name="Imagem 1"/>
+            <wp:cNvGraphicFramePr>
+              <a:graphicFrameLocks xmlns:a="http://schemas.openxmlformats.org/drawingml/2006/main" noChangeAspect="1"/>
+            </wp:cNvGraphicFramePr>
+            <a:graphic xmlns:a="http://schemas.openxmlformats.org/drawingml/2006/main">
+              <a:graphicData uri="http://schemas.openxmlformats.org/drawingml/2006/picture">
+                <pic:pic xmlns:pic="http://schemas.openxmlformats.org/drawingml/2006/picture">
+                  <pic:nvPicPr>
+                    <pic:cNvPr id="2122894452" name="Imagem 1"/>
+                    <pic:cNvPicPr/>
+                  </pic:nvPicPr>
+                  <pic:blipFill>
+                    <a:blip r:embed="rId36"/>
+                    <a:stretch>
+                      <a:fillRect/>
+                    </a:stretch>
+                  </pic:blipFill>
+                  <pic:spPr>
+                    <a:xfrm>
+                      <a:off x="0" y="0"/>
+                      <a:ext cx="5579745" cy="2223789"/>
+                    </a:xfrm>
+                    <a:prstGeom prst="rect">
+                      <a:avLst/>
+                    </a:prstGeom>
+                  </pic:spPr>
+                </pic:pic>
+              </a:graphicData>
+            </a:graphic>
+          </wp:inline>
+        </w:drawing>
+      </w:r>
+    </w:p>
+    <w:p>
+      <w:pPr>
+        <w:pStyle w:val="Legenda"/>
+      </w:pPr>
+      <w:bookmarkStart w:id="91" w:name="_Toc233755477"/>
+      <w:r>
+        <w:t xml:space="preserve">Figura </w:t>
+      </w:r>
+      <w:r>
+        <w:fldChar w:fldCharType="begin"/>
+      </w:r>
+      <w:r>
+        <w:instrText xml:space="preserve"> SEQ Figura \* ARABIC </w:instrText>
+      </w:r>
+      <w:r>
+        <w:fldChar w:fldCharType="separate"/>
+      </w:r>
+      <w:r>
+        <w:rPr>
+          <w:noProof/>
+        </w:rPr>
+        <w:t>22</w:t>
+      </w:r>
+      <w:r>
+        <w:fldChar w:fldCharType="end"/>
+      </w:r>
+      <w:r>
+        <w:t xml:space="preserve"> - </w:t>
+      </w:r>
+      <w:r>
+        <w:t>Tabela de registos das observações meteorológicas</w:t>
+      </w:r>
+      <w:bookmarkEnd w:id="91"/>
+    </w:p>
+    <w:p>
+      <w:pPr>
+        <w:ind w:firstLine="0"/>
+        <w:jc w:val="left"/>
+      </w:pPr>
+    </w:p>
+    <w:p>
+      <w:pPr>
+        <w:pStyle w:val="Ttulo3"/>
+      </w:pPr>
+      <w:r>
+        <w:t>Previsões Terrestres</w:t>
+      </w:r>
+    </w:p>
+    <w:p>
+      <w:r>
+        <w:t>A página das previsões terrestres foi organizada em vários blocos, permitindo separar a previsão atual, as previsões futuras, o histórico e a tabela de registos. Esta organização facilitou a apresentação da informação proveniente d</w:t>
+      </w:r>
+      <w:r>
+        <w:t>os</w:t>
+      </w:r>
+      <w:r>
+        <w:t xml:space="preserve"> diferentes modelos meteorológicos, </w:t>
+      </w:r>
+      <w:r>
+        <w:t>mantendo cada bloco independente dos restantes</w:t>
+      </w:r>
+      <w:r>
+        <w:t>.</w:t>
+      </w:r>
+    </w:p>
+    <w:p>
+      <w:r>
+        <w:t xml:space="preserve">Sempre que é selecionada uma nova localização no mapa, são efetuados pedidos aos diferentes </w:t>
+      </w:r>
+      <w:proofErr w:type="spellStart"/>
+      <w:r>
+        <w:t>endpoints</w:t>
+      </w:r>
+      <w:proofErr w:type="spellEnd"/>
+      <w:r>
+        <w:t xml:space="preserve"> responsáveis pelas previsões atuais, pela </w:t>
+      </w:r>
+      <w:proofErr w:type="spellStart"/>
+      <w:r>
+        <w:t>timeline</w:t>
+      </w:r>
+      <w:proofErr w:type="spellEnd"/>
+      <w:r>
+        <w:t xml:space="preserve">, pelo histórico e pelos registos. Para reduzir o tempo de atualização da página foi utilizada a função </w:t>
+      </w:r>
+      <w:proofErr w:type="spellStart"/>
+      <w:proofErr w:type="gramStart"/>
+      <w:r>
+        <w:t>Promise.all</w:t>
+      </w:r>
+      <w:proofErr w:type="spellEnd"/>
+      <w:r>
+        <w:t>(</w:t>
+      </w:r>
+      <w:proofErr w:type="gramEnd"/>
+      <w:r>
+        <w:t>), permitindo executar estes pedidos em simultâneo e atualizar a interface apenas depois de todas as respostas serem recebidas</w:t>
+      </w:r>
+      <w:r>
+        <w:t>.</w:t>
+      </w:r>
+    </w:p>
+    <w:p>
+      <w:r>
+        <w:t xml:space="preserve">Depois de carregadas as previsões atuais, a informação é distribuída pelos diferentes </w:t>
+      </w:r>
+      <w:r>
+        <w:t>cartões da interface</w:t>
+      </w:r>
+      <w:r>
+        <w:t xml:space="preserve">. Em vez de concentrar toda a lógica numa única função, foram criadas funções específicas para cada fornecedor, como </w:t>
+      </w:r>
+      <w:proofErr w:type="spellStart"/>
+      <w:proofErr w:type="gramStart"/>
+      <w:r>
+        <w:rPr>
+          <w:i/>
+          <w:iCs/>
+        </w:rPr>
+        <w:t>updateOpenMeteoCard</w:t>
+      </w:r>
+      <w:proofErr w:type="spellEnd"/>
+      <w:r>
+        <w:rPr>
+          <w:i/>
+          <w:iCs/>
+        </w:rPr>
+        <w:t>(</w:t>
+      </w:r>
+      <w:proofErr w:type="gramEnd"/>
+      <w:r>
+        <w:rPr>
+          <w:i/>
+          <w:iCs/>
+        </w:rPr>
+        <w:t>)</w:t>
+      </w:r>
+      <w:r>
+        <w:t xml:space="preserve">, </w:t>
+      </w:r>
+      <w:proofErr w:type="spellStart"/>
+      <w:proofErr w:type="gramStart"/>
+      <w:r>
+        <w:rPr>
+          <w:i/>
+          <w:iCs/>
+        </w:rPr>
+        <w:t>updateIpmaCard</w:t>
+      </w:r>
+      <w:proofErr w:type="spellEnd"/>
+      <w:r>
+        <w:rPr>
+          <w:i/>
+          <w:iCs/>
+        </w:rPr>
+        <w:t>(</w:t>
+      </w:r>
+      <w:proofErr w:type="gramEnd"/>
+      <w:r>
+        <w:rPr>
+          <w:i/>
+          <w:iCs/>
+        </w:rPr>
+        <w:t>)</w:t>
+      </w:r>
+      <w:r>
+        <w:t xml:space="preserve"> e </w:t>
+      </w:r>
+      <w:proofErr w:type="spellStart"/>
+      <w:proofErr w:type="gramStart"/>
+      <w:r>
+        <w:rPr>
+          <w:i/>
+          <w:iCs/>
+        </w:rPr>
+        <w:t>updateOpenWeatherCard</w:t>
+      </w:r>
+      <w:proofErr w:type="spellEnd"/>
+      <w:r>
+        <w:rPr>
+          <w:i/>
+          <w:iCs/>
+        </w:rPr>
+        <w:t>(</w:t>
+      </w:r>
+      <w:proofErr w:type="gramEnd"/>
+      <w:r>
+        <w:rPr>
+          <w:i/>
+          <w:iCs/>
+        </w:rPr>
+        <w:t>)</w:t>
+      </w:r>
+      <w:r>
+        <w:t xml:space="preserve">. Esta abordagem permitiu adaptar </w:t>
+      </w:r>
+      <w:proofErr w:type="gramStart"/>
+      <w:r>
+        <w:t>a</w:t>
+      </w:r>
+      <w:proofErr w:type="gramEnd"/>
+      <w:r>
+        <w:t xml:space="preserve"> atualização da interface às variáveis disponibilizadas por cada modelo de previsão, sem alterar a restante lógica da aplicação.</w:t>
+      </w:r>
+    </w:p>
+    <w:p>
+      <w:r>
+        <w:t xml:space="preserve">As previsões futuras são apresentadas através de uma </w:t>
+      </w:r>
+      <w:proofErr w:type="spellStart"/>
+      <w:r>
+        <w:t>timeline</w:t>
+      </w:r>
+      <w:proofErr w:type="spellEnd"/>
+      <w:r>
+        <w:t xml:space="preserve"> construída dinamicamente em JavaScript. A seleção entre Open-</w:t>
+      </w:r>
+      <w:proofErr w:type="spellStart"/>
+      <w:r>
+        <w:t>Meteo</w:t>
+      </w:r>
+      <w:proofErr w:type="spellEnd"/>
+      <w:r>
+        <w:t xml:space="preserve">, IPMA e </w:t>
+      </w:r>
+      <w:proofErr w:type="spellStart"/>
+      <w:r>
+        <w:t>OpenWeather</w:t>
+      </w:r>
+      <w:proofErr w:type="spellEnd"/>
+      <w:r>
+        <w:t xml:space="preserve"> é efetuada através de separadores, sendo carregadas apenas as previsões correspondentes ao fornecedor selecionado. Depois de recebidos os dados do </w:t>
+      </w:r>
+      <w:proofErr w:type="spellStart"/>
+      <w:r>
+        <w:t>backend</w:t>
+      </w:r>
+      <w:proofErr w:type="spellEnd"/>
+      <w:r>
+        <w:t xml:space="preserve">, </w:t>
+      </w:r>
+      <w:r>
+        <w:t xml:space="preserve">os dados recebidos são </w:t>
+      </w:r>
+      <w:r>
+        <w:lastRenderedPageBreak/>
+        <w:t>percorridos</w:t>
+      </w:r>
+      <w:r>
+        <w:t xml:space="preserve"> </w:t>
+      </w:r>
+      <w:r>
+        <w:t xml:space="preserve">para gerar automaticamente os blocos da </w:t>
+      </w:r>
+      <w:proofErr w:type="spellStart"/>
+      <w:r>
+        <w:t>timeline</w:t>
+      </w:r>
+      <w:proofErr w:type="spellEnd"/>
+      <w:r>
+        <w:t>, que são preenchidos com os respetivos valores meteorológicos antes de serem apresentados na interface</w:t>
+      </w:r>
+      <w:r>
+        <w:t>.</w:t>
+      </w:r>
+    </w:p>
+    <w:p>
+      <w:pPr>
+        <w:keepNext/>
+        <w:jc w:val="center"/>
+      </w:pPr>
+      <w:r>
+        <w:drawing>
+          <wp:inline distT="0" distB="0" distL="0" distR="0" wp14:anchorId="5FDB3065" wp14:editId="76DC882D">
+            <wp:extent cx="4920018" cy="2995013"/>
+            <wp:effectExtent l="0" t="0" r="0" b="0"/>
+            <wp:docPr id="626006599" name="Imagem 1"/>
+            <wp:cNvGraphicFramePr>
+              <a:graphicFrameLocks xmlns:a="http://schemas.openxmlformats.org/drawingml/2006/main" noChangeAspect="1"/>
+            </wp:cNvGraphicFramePr>
+            <a:graphic xmlns:a="http://schemas.openxmlformats.org/drawingml/2006/main">
+              <a:graphicData uri="http://schemas.openxmlformats.org/drawingml/2006/picture">
+                <pic:pic xmlns:pic="http://schemas.openxmlformats.org/drawingml/2006/picture">
+                  <pic:nvPicPr>
+                    <pic:cNvPr id="626006599" name=""/>
+                    <pic:cNvPicPr/>
+                  </pic:nvPicPr>
+                  <pic:blipFill>
+                    <a:blip r:embed="rId37"/>
+                    <a:stretch>
+                      <a:fillRect/>
+                    </a:stretch>
+                  </pic:blipFill>
+                  <pic:spPr>
+                    <a:xfrm>
+                      <a:off x="0" y="0"/>
+                      <a:ext cx="4925806" cy="2998536"/>
+                    </a:xfrm>
+                    <a:prstGeom prst="rect">
+                      <a:avLst/>
+                    </a:prstGeom>
+                  </pic:spPr>
+                </pic:pic>
+              </a:graphicData>
+            </a:graphic>
+          </wp:inline>
+        </w:drawing>
+      </w:r>
+    </w:p>
+    <w:p>
+      <w:pPr>
+        <w:pStyle w:val="Legenda"/>
+      </w:pPr>
+      <w:r>
+        <w:t xml:space="preserve">Figura </w:t>
+      </w:r>
+      <w:r>
+        <w:fldChar w:fldCharType="begin"/>
+      </w:r>
+      <w:r>
+        <w:instrText xml:space="preserve"> SEQ Figura \* ARABIC </w:instrText>
+      </w:r>
+      <w:r>
+        <w:fldChar w:fldCharType="separate"/>
+      </w:r>
+      <w:r>
+        <w:rPr>
+          <w:noProof/>
+        </w:rPr>
+        <w:t>23</w:t>
+      </w:r>
+      <w:r>
+        <w:fldChar w:fldCharType="end"/>
+      </w:r>
+      <w:r>
+        <w:t xml:space="preserve"> - </w:t>
+      </w:r>
+      <w:r>
+        <w:t xml:space="preserve">Interface das </w:t>
+      </w:r>
+      <w:r>
+        <w:t>previsões terrestres</w:t>
+      </w:r>
+    </w:p>
+    <w:p>
+      <w:pPr>
+        <w:keepNext/>
+        <w:jc w:val="center"/>
+      </w:pPr>
+      <w:r>
+        <w:drawing>
+          <wp:inline distT="0" distB="0" distL="0" distR="0" wp14:anchorId="50F46C82" wp14:editId="3FE31E08">
+            <wp:extent cx="5335717" cy="2784143"/>
+            <wp:effectExtent l="0" t="0" r="0" b="0"/>
+            <wp:docPr id="1731518501" name="Imagem 1"/>
+            <wp:cNvGraphicFramePr>
+              <a:graphicFrameLocks xmlns:a="http://schemas.openxmlformats.org/drawingml/2006/main" noChangeAspect="1"/>
+            </wp:cNvGraphicFramePr>
+            <a:graphic xmlns:a="http://schemas.openxmlformats.org/drawingml/2006/main">
+              <a:graphicData uri="http://schemas.openxmlformats.org/drawingml/2006/picture">
+                <pic:pic xmlns:pic="http://schemas.openxmlformats.org/drawingml/2006/picture">
+                  <pic:nvPicPr>
+                    <pic:cNvPr id="1731518501" name=""/>
+                    <pic:cNvPicPr/>
+                  </pic:nvPicPr>
+                  <pic:blipFill>
+                    <a:blip r:embed="rId38"/>
+                    <a:stretch>
+                      <a:fillRect/>
+                    </a:stretch>
+                  </pic:blipFill>
+                  <pic:spPr>
+                    <a:xfrm>
+                      <a:off x="0" y="0"/>
+                      <a:ext cx="5338835" cy="2785770"/>
+                    </a:xfrm>
+                    <a:prstGeom prst="rect">
+                      <a:avLst/>
+                    </a:prstGeom>
+                  </pic:spPr>
+                </pic:pic>
+              </a:graphicData>
+            </a:graphic>
+          </wp:inline>
+        </w:drawing>
+      </w:r>
+    </w:p>
+    <w:p>
+      <w:pPr>
+        <w:pStyle w:val="Legenda"/>
+      </w:pPr>
+      <w:r>
+        <w:t xml:space="preserve">Figura </w:t>
+      </w:r>
+      <w:r>
+        <w:fldChar w:fldCharType="begin"/>
+      </w:r>
+      <w:r>
+        <w:instrText xml:space="preserve"> SEQ Figura \* ARABIC </w:instrText>
+      </w:r>
+      <w:r>
+        <w:fldChar w:fldCharType="separate"/>
+      </w:r>
+      <w:r>
+        <w:rPr>
+          <w:noProof/>
+        </w:rPr>
+        <w:t>24</w:t>
+      </w:r>
+      <w:r>
+        <w:fldChar w:fldCharType="end"/>
+      </w:r>
+      <w:r>
+        <w:t xml:space="preserve"> - </w:t>
+      </w:r>
+      <w:r>
+        <w:t xml:space="preserve">Análise operacional e </w:t>
+      </w:r>
+      <w:r>
+        <w:t>previsões futuras das previsões terrestres</w:t>
+      </w:r>
+    </w:p>
     <w:p/>
     <w:p>
       <w:pPr>
+        <w:keepNext/>
+        <w:jc w:val="center"/>
+      </w:pPr>
+      <w:r>
+        <w:lastRenderedPageBreak/>
+        <w:drawing>
+          <wp:inline distT="0" distB="0" distL="0" distR="0" wp14:anchorId="1DB1A9C7" wp14:editId="28DE2C03">
+            <wp:extent cx="5152030" cy="3024260"/>
+            <wp:effectExtent l="0" t="0" r="0" b="5080"/>
+            <wp:docPr id="342662142" name="Imagem 1"/>
+            <wp:cNvGraphicFramePr>
+              <a:graphicFrameLocks xmlns:a="http://schemas.openxmlformats.org/drawingml/2006/main" noChangeAspect="1"/>
+            </wp:cNvGraphicFramePr>
+            <a:graphic xmlns:a="http://schemas.openxmlformats.org/drawingml/2006/main">
+              <a:graphicData uri="http://schemas.openxmlformats.org/drawingml/2006/picture">
+                <pic:pic xmlns:pic="http://schemas.openxmlformats.org/drawingml/2006/picture">
+                  <pic:nvPicPr>
+                    <pic:cNvPr id="342662142" name=""/>
+                    <pic:cNvPicPr/>
+                  </pic:nvPicPr>
+                  <pic:blipFill>
+                    <a:blip r:embed="rId39"/>
+                    <a:stretch>
+                      <a:fillRect/>
+                    </a:stretch>
+                  </pic:blipFill>
+                  <pic:spPr>
+                    <a:xfrm>
+                      <a:off x="0" y="0"/>
+                      <a:ext cx="5154340" cy="3025616"/>
+                    </a:xfrm>
+                    <a:prstGeom prst="rect">
+                      <a:avLst/>
+                    </a:prstGeom>
+                  </pic:spPr>
+                </pic:pic>
+              </a:graphicData>
+            </a:graphic>
+          </wp:inline>
+        </w:drawing>
+      </w:r>
+    </w:p>
+    <w:p>
+      <w:pPr>
+        <w:pStyle w:val="Legenda"/>
+      </w:pPr>
+      <w:r>
+        <w:t xml:space="preserve">Figura </w:t>
+      </w:r>
+      <w:r>
+        <w:fldChar w:fldCharType="begin"/>
+      </w:r>
+      <w:r>
+        <w:instrText xml:space="preserve"> SEQ Figura \* ARABIC </w:instrText>
+      </w:r>
+      <w:r>
+        <w:fldChar w:fldCharType="separate"/>
+      </w:r>
+      <w:r>
+        <w:rPr>
+          <w:noProof/>
+        </w:rPr>
+        <w:t>25</w:t>
+      </w:r>
+      <w:r>
+        <w:fldChar w:fldCharType="end"/>
+      </w:r>
+      <w:r>
+        <w:t xml:space="preserve"> - Registos históricos das previsões terrestres</w:t>
+      </w:r>
+    </w:p>
+    <w:p/>
+    <w:p>
+      <w:pPr>
+        <w:pStyle w:val="Ttulo3"/>
+      </w:pPr>
+      <w:r>
+        <w:t>Previsão Marítima</w:t>
+      </w:r>
+    </w:p>
+    <w:p>
+      <w:pPr>
+        <w:pStyle w:val="Ttulo3"/>
+      </w:pPr>
+    </w:p>
+    <w:p/>
+    <w:p/>
+    <w:p>
+      <w:pPr>
+        <w:jc w:val="center"/>
+      </w:pPr>
+    </w:p>
+    <w:p>
+      <w:pPr>
         <w:pStyle w:val="Ttulo1"/>
-      </w:pPr>
-      <w:bookmarkStart w:id="79" w:name="_Toc233118617"/>
+        <w:ind w:left="708" w:hanging="708"/>
+      </w:pPr>
+      <w:bookmarkStart w:id="92" w:name="_Toc233755421"/>
       <w:r>
         <w:lastRenderedPageBreak/>
         <w:t>Conclusões</w:t>
@@ -13583,7 +16053,7 @@
       <w:r>
         <w:t>ou Conclusão</w:t>
       </w:r>
-      <w:bookmarkEnd w:id="79"/>
+      <w:bookmarkEnd w:id="92"/>
     </w:p>
     <w:p>
       <w:r>
@@ -13686,21 +16156,21 @@
         </w:numPr>
         <w:ind w:left="360" w:hanging="360"/>
       </w:pPr>
-      <w:bookmarkStart w:id="80" w:name="_Toc357152326"/>
-      <w:bookmarkStart w:id="81" w:name="_Toc357154532"/>
-      <w:bookmarkStart w:id="82" w:name="_Toc530601452"/>
-      <w:bookmarkStart w:id="83" w:name="_Toc233118618"/>
+      <w:bookmarkStart w:id="93" w:name="_Toc357152326"/>
+      <w:bookmarkStart w:id="94" w:name="_Toc357154532"/>
+      <w:bookmarkStart w:id="95" w:name="_Toc530601452"/>
+      <w:bookmarkStart w:id="96" w:name="_Toc233755422"/>
       <w:r>
         <w:lastRenderedPageBreak/>
         <w:t>Bibliografia</w:t>
       </w:r>
-      <w:bookmarkEnd w:id="80"/>
-      <w:bookmarkEnd w:id="81"/>
-      <w:bookmarkEnd w:id="82"/>
+      <w:bookmarkEnd w:id="93"/>
+      <w:bookmarkEnd w:id="94"/>
+      <w:bookmarkEnd w:id="95"/>
       <w:r>
         <w:t xml:space="preserve"> ou Referências Bibliográficas</w:t>
       </w:r>
-      <w:bookmarkEnd w:id="83"/>
+      <w:bookmarkEnd w:id="96"/>
     </w:p>
     <w:p>
       <w:r>
@@ -13806,18 +16276,18 @@
         </w:numPr>
         <w:ind w:left="360" w:hanging="360"/>
       </w:pPr>
-      <w:bookmarkStart w:id="84" w:name="_Toc357152327"/>
-      <w:bookmarkStart w:id="85" w:name="_Toc357154533"/>
-      <w:bookmarkStart w:id="86" w:name="_Toc530601453"/>
-      <w:bookmarkStart w:id="87" w:name="_Toc233118619"/>
+      <w:bookmarkStart w:id="97" w:name="_Toc357152327"/>
+      <w:bookmarkStart w:id="98" w:name="_Toc357154533"/>
+      <w:bookmarkStart w:id="99" w:name="_Toc530601453"/>
+      <w:bookmarkStart w:id="100" w:name="_Toc233755423"/>
       <w:r>
         <w:lastRenderedPageBreak/>
         <w:t>Anexos</w:t>
       </w:r>
-      <w:bookmarkEnd w:id="84"/>
-      <w:bookmarkEnd w:id="85"/>
-      <w:bookmarkEnd w:id="86"/>
-      <w:bookmarkEnd w:id="87"/>
+      <w:bookmarkEnd w:id="97"/>
+      <w:bookmarkEnd w:id="98"/>
+      <w:bookmarkEnd w:id="99"/>
+      <w:bookmarkEnd w:id="100"/>
     </w:p>
     <w:p>
       <w:r>
@@ -13856,18 +16326,18 @@
         </w:numPr>
         <w:ind w:left="360" w:hanging="360"/>
       </w:pPr>
-      <w:bookmarkStart w:id="88" w:name="_Toc357152328"/>
-      <w:bookmarkStart w:id="89" w:name="_Toc357154534"/>
-      <w:bookmarkStart w:id="90" w:name="_Toc530601454"/>
-      <w:bookmarkStart w:id="91" w:name="_Toc233118620"/>
+      <w:bookmarkStart w:id="101" w:name="_Toc357152328"/>
+      <w:bookmarkStart w:id="102" w:name="_Toc357154534"/>
+      <w:bookmarkStart w:id="103" w:name="_Toc530601454"/>
+      <w:bookmarkStart w:id="104" w:name="_Toc233755424"/>
       <w:r>
         <w:lastRenderedPageBreak/>
         <w:t>Glossário</w:t>
       </w:r>
-      <w:bookmarkEnd w:id="88"/>
-      <w:bookmarkEnd w:id="89"/>
-      <w:bookmarkEnd w:id="90"/>
-      <w:bookmarkEnd w:id="91"/>
+      <w:bookmarkEnd w:id="101"/>
+      <w:bookmarkEnd w:id="102"/>
+      <w:bookmarkEnd w:id="103"/>
+      <w:bookmarkEnd w:id="104"/>
       <w:r>
         <w:t xml:space="preserve"> </w:t>
       </w:r>
@@ -13887,9 +16357,9 @@
       </w:r>
     </w:p>
     <w:sectPr>
-      <w:headerReference w:type="even" r:id="rId33"/>
-      <w:headerReference w:type="default" r:id="rId34"/>
-      <w:footerReference w:type="default" r:id="rId35"/>
+      <w:headerReference w:type="even" r:id="rId40"/>
+      <w:headerReference w:type="default" r:id="rId41"/>
+      <w:footerReference w:type="default" r:id="rId42"/>
       <w:type w:val="continuous"/>
       <w:pgSz w:w="11906" w:h="16838" w:code="9"/>
       <w:pgMar w:top="1418" w:right="1418" w:bottom="1418" w:left="1701" w:header="709" w:footer="612" w:gutter="0"/>
@@ -18565,7 +21035,7 @@
     <w:uiPriority w:val="35"/>
     <w:unhideWhenUsed/>
     <w:qFormat/>
-    <w:rsid w:val="00C04AB9"/>
+    <w:rsid w:val="007C28F5"/>
     <w:pPr>
       <w:keepNext/>
       <w:spacing w:line="240" w:lineRule="auto"/>
@@ -18769,7 +21239,7 @@
     <w:basedOn w:val="Tipodeletrapredefinidodopargrafo"/>
     <w:link w:val="Legenda"/>
     <w:uiPriority w:val="35"/>
-    <w:rsid w:val="00C04AB9"/>
+    <w:rsid w:val="007C28F5"/>
     <w:rPr>
       <w:rFonts w:ascii="Times New Roman" w:hAnsi="Times New Roman"/>
       <w:b/>
